--- a/resources/igcse-business-cambridge-ownership-bakery/Cambridge-IGCSE-Business-Ownership-Bakery-Student.docx
+++ b/resources/igcse-business-cambridge-ownership-bakery/Cambridge-IGCSE-Business-Ownership-Bakery-Student.docx
@@ -49,15 +49,15 @@
             <w:tcW w:type="dxa" w:w="2538"/>
             <w:tcBorders>
               <w:top w:val="single" w:sz="4" w:color="D9D9D9"/>
+              <w:left w:val="single" w:sz="4" w:color="D9D9D9"/>
               <w:bottom w:val="single" w:sz="4" w:color="D9D9D9"/>
-              <w:left w:val="single" w:sz="4" w:color="D9D9D9"/>
               <w:right w:val="single" w:sz="4" w:color="D9D9D9"/>
             </w:tcBorders>
             <w:shd w:fill="142D40"/>
             <w:tcMar>
               <w:top w:w="85" w:type="dxa"/>
+              <w:left w:w="85" w:type="dxa"/>
               <w:bottom w:w="85" w:type="dxa"/>
-              <w:left w:w="85" w:type="dxa"/>
               <w:right w:w="85" w:type="dxa"/>
             </w:tcMar>
           </w:tcPr>
@@ -80,15 +80,15 @@
             <w:tcW w:type="dxa" w:w="7614"/>
             <w:tcBorders>
               <w:top w:val="single" w:sz="4" w:color="D9D9D9"/>
+              <w:left w:val="single" w:sz="4" w:color="D9D9D9"/>
               <w:bottom w:val="single" w:sz="4" w:color="D9D9D9"/>
-              <w:left w:val="single" w:sz="4" w:color="D9D9D9"/>
               <w:right w:val="single" w:sz="4" w:color="D9D9D9"/>
             </w:tcBorders>
             <w:shd w:fill="142D40"/>
             <w:tcMar>
               <w:top w:w="85" w:type="dxa"/>
+              <w:left w:w="85" w:type="dxa"/>
               <w:bottom w:w="85" w:type="dxa"/>
-              <w:left w:w="85" w:type="dxa"/>
               <w:right w:w="85" w:type="dxa"/>
             </w:tcMar>
           </w:tcPr>
@@ -113,15 +113,15 @@
             <w:tcW w:type="dxa" w:w="2538"/>
             <w:tcBorders>
               <w:top w:val="single" w:sz="4" w:color="D9D9D9"/>
+              <w:left w:val="single" w:sz="4" w:color="D9D9D9"/>
               <w:bottom w:val="single" w:sz="4" w:color="D9D9D9"/>
-              <w:left w:val="single" w:sz="4" w:color="D9D9D9"/>
               <w:right w:val="single" w:sz="4" w:color="D9D9D9"/>
             </w:tcBorders>
             <w:shd w:fill="FFFFFF"/>
             <w:tcMar>
               <w:top w:w="85" w:type="dxa"/>
+              <w:left w:w="85" w:type="dxa"/>
               <w:bottom w:w="85" w:type="dxa"/>
-              <w:left w:w="85" w:type="dxa"/>
               <w:right w:w="85" w:type="dxa"/>
             </w:tcMar>
           </w:tcPr>
@@ -144,15 +144,15 @@
             <w:tcW w:type="dxa" w:w="7614"/>
             <w:tcBorders>
               <w:top w:val="single" w:sz="4" w:color="D9D9D9"/>
+              <w:left w:val="single" w:sz="4" w:color="D9D9D9"/>
               <w:bottom w:val="single" w:sz="4" w:color="D9D9D9"/>
-              <w:left w:val="single" w:sz="4" w:color="D9D9D9"/>
               <w:right w:val="single" w:sz="4" w:color="D9D9D9"/>
             </w:tcBorders>
             <w:shd w:fill="FFFFFF"/>
             <w:tcMar>
               <w:top w:w="85" w:type="dxa"/>
+              <w:left w:w="85" w:type="dxa"/>
               <w:bottom w:w="85" w:type="dxa"/>
-              <w:left w:w="85" w:type="dxa"/>
               <w:right w:w="85" w:type="dxa"/>
             </w:tcMar>
           </w:tcPr>
@@ -177,15 +177,15 @@
             <w:tcW w:type="dxa" w:w="2538"/>
             <w:tcBorders>
               <w:top w:val="single" w:sz="4" w:color="D9D9D9"/>
+              <w:left w:val="single" w:sz="4" w:color="D9D9D9"/>
               <w:bottom w:val="single" w:sz="4" w:color="D9D9D9"/>
-              <w:left w:val="single" w:sz="4" w:color="D9D9D9"/>
               <w:right w:val="single" w:sz="4" w:color="D9D9D9"/>
             </w:tcBorders>
             <w:shd w:fill="F1F5F7"/>
             <w:tcMar>
               <w:top w:w="85" w:type="dxa"/>
+              <w:left w:w="85" w:type="dxa"/>
               <w:bottom w:w="85" w:type="dxa"/>
-              <w:left w:w="85" w:type="dxa"/>
               <w:right w:w="85" w:type="dxa"/>
             </w:tcMar>
           </w:tcPr>
@@ -208,15 +208,15 @@
             <w:tcW w:type="dxa" w:w="7614"/>
             <w:tcBorders>
               <w:top w:val="single" w:sz="4" w:color="D9D9D9"/>
+              <w:left w:val="single" w:sz="4" w:color="D9D9D9"/>
               <w:bottom w:val="single" w:sz="4" w:color="D9D9D9"/>
-              <w:left w:val="single" w:sz="4" w:color="D9D9D9"/>
               <w:right w:val="single" w:sz="4" w:color="D9D9D9"/>
             </w:tcBorders>
             <w:shd w:fill="F1F5F7"/>
             <w:tcMar>
               <w:top w:w="85" w:type="dxa"/>
+              <w:left w:w="85" w:type="dxa"/>
               <w:bottom w:w="85" w:type="dxa"/>
-              <w:left w:w="85" w:type="dxa"/>
               <w:right w:w="85" w:type="dxa"/>
             </w:tcMar>
           </w:tcPr>
@@ -241,15 +241,15 @@
             <w:tcW w:type="dxa" w:w="2538"/>
             <w:tcBorders>
               <w:top w:val="single" w:sz="4" w:color="D9D9D9"/>
+              <w:left w:val="single" w:sz="4" w:color="D9D9D9"/>
               <w:bottom w:val="single" w:sz="4" w:color="D9D9D9"/>
-              <w:left w:val="single" w:sz="4" w:color="D9D9D9"/>
               <w:right w:val="single" w:sz="4" w:color="D9D9D9"/>
             </w:tcBorders>
             <w:shd w:fill="FFFFFF"/>
             <w:tcMar>
               <w:top w:w="85" w:type="dxa"/>
+              <w:left w:w="85" w:type="dxa"/>
               <w:bottom w:w="85" w:type="dxa"/>
-              <w:left w:w="85" w:type="dxa"/>
               <w:right w:w="85" w:type="dxa"/>
             </w:tcMar>
           </w:tcPr>
@@ -272,15 +272,15 @@
             <w:tcW w:type="dxa" w:w="7614"/>
             <w:tcBorders>
               <w:top w:val="single" w:sz="4" w:color="D9D9D9"/>
+              <w:left w:val="single" w:sz="4" w:color="D9D9D9"/>
               <w:bottom w:val="single" w:sz="4" w:color="D9D9D9"/>
-              <w:left w:val="single" w:sz="4" w:color="D9D9D9"/>
               <w:right w:val="single" w:sz="4" w:color="D9D9D9"/>
             </w:tcBorders>
             <w:shd w:fill="FFFFFF"/>
             <w:tcMar>
               <w:top w:w="85" w:type="dxa"/>
+              <w:left w:w="85" w:type="dxa"/>
               <w:bottom w:w="85" w:type="dxa"/>
-              <w:left w:w="85" w:type="dxa"/>
               <w:right w:w="85" w:type="dxa"/>
             </w:tcMar>
           </w:tcPr>
@@ -305,15 +305,15 @@
             <w:tcW w:type="dxa" w:w="2538"/>
             <w:tcBorders>
               <w:top w:val="single" w:sz="4" w:color="D9D9D9"/>
+              <w:left w:val="single" w:sz="4" w:color="D9D9D9"/>
               <w:bottom w:val="single" w:sz="4" w:color="D9D9D9"/>
-              <w:left w:val="single" w:sz="4" w:color="D9D9D9"/>
               <w:right w:val="single" w:sz="4" w:color="D9D9D9"/>
             </w:tcBorders>
             <w:shd w:fill="F1F5F7"/>
             <w:tcMar>
               <w:top w:w="85" w:type="dxa"/>
+              <w:left w:w="85" w:type="dxa"/>
               <w:bottom w:w="85" w:type="dxa"/>
-              <w:left w:w="85" w:type="dxa"/>
               <w:right w:w="85" w:type="dxa"/>
             </w:tcMar>
           </w:tcPr>
@@ -336,15 +336,15 @@
             <w:tcW w:type="dxa" w:w="7614"/>
             <w:tcBorders>
               <w:top w:val="single" w:sz="4" w:color="D9D9D9"/>
+              <w:left w:val="single" w:sz="4" w:color="D9D9D9"/>
               <w:bottom w:val="single" w:sz="4" w:color="D9D9D9"/>
-              <w:left w:val="single" w:sz="4" w:color="D9D9D9"/>
               <w:right w:val="single" w:sz="4" w:color="D9D9D9"/>
             </w:tcBorders>
             <w:shd w:fill="F1F5F7"/>
             <w:tcMar>
               <w:top w:w="85" w:type="dxa"/>
+              <w:left w:w="85" w:type="dxa"/>
               <w:bottom w:w="85" w:type="dxa"/>
-              <w:left w:w="85" w:type="dxa"/>
               <w:right w:w="85" w:type="dxa"/>
             </w:tcMar>
           </w:tcPr>
@@ -369,15 +369,15 @@
             <w:tcW w:type="dxa" w:w="2538"/>
             <w:tcBorders>
               <w:top w:val="single" w:sz="4" w:color="D9D9D9"/>
+              <w:left w:val="single" w:sz="4" w:color="D9D9D9"/>
               <w:bottom w:val="single" w:sz="4" w:color="D9D9D9"/>
-              <w:left w:val="single" w:sz="4" w:color="D9D9D9"/>
               <w:right w:val="single" w:sz="4" w:color="D9D9D9"/>
             </w:tcBorders>
             <w:shd w:fill="FFFFFF"/>
             <w:tcMar>
               <w:top w:w="85" w:type="dxa"/>
+              <w:left w:w="85" w:type="dxa"/>
               <w:bottom w:w="85" w:type="dxa"/>
-              <w:left w:w="85" w:type="dxa"/>
               <w:right w:w="85" w:type="dxa"/>
             </w:tcMar>
           </w:tcPr>
@@ -400,15 +400,15 @@
             <w:tcW w:type="dxa" w:w="7614"/>
             <w:tcBorders>
               <w:top w:val="single" w:sz="4" w:color="D9D9D9"/>
+              <w:left w:val="single" w:sz="4" w:color="D9D9D9"/>
               <w:bottom w:val="single" w:sz="4" w:color="D9D9D9"/>
-              <w:left w:val="single" w:sz="4" w:color="D9D9D9"/>
               <w:right w:val="single" w:sz="4" w:color="D9D9D9"/>
             </w:tcBorders>
             <w:shd w:fill="FFFFFF"/>
             <w:tcMar>
               <w:top w:w="85" w:type="dxa"/>
+              <w:left w:w="85" w:type="dxa"/>
               <w:bottom w:w="85" w:type="dxa"/>
-              <w:left w:w="85" w:type="dxa"/>
               <w:right w:w="85" w:type="dxa"/>
             </w:tcMar>
           </w:tcPr>
@@ -462,15 +462,15 @@
             <w:tcW w:type="dxa" w:w="7309"/>
             <w:tcBorders>
               <w:top w:val="single" w:sz="4" w:color="D9D9D9"/>
+              <w:left w:val="single" w:sz="4" w:color="D9D9D9"/>
               <w:bottom w:val="single" w:sz="4" w:color="D9D9D9"/>
-              <w:left w:val="single" w:sz="4" w:color="D9D9D9"/>
               <w:right w:val="single" w:sz="4" w:color="D9D9D9"/>
             </w:tcBorders>
             <w:shd w:fill="142D40"/>
             <w:tcMar>
               <w:top w:w="85" w:type="dxa"/>
+              <w:left w:w="85" w:type="dxa"/>
               <w:bottom w:w="85" w:type="dxa"/>
-              <w:left w:w="85" w:type="dxa"/>
               <w:right w:w="85" w:type="dxa"/>
             </w:tcMar>
           </w:tcPr>
@@ -493,15 +493,15 @@
             <w:tcW w:type="dxa" w:w="2843"/>
             <w:tcBorders>
               <w:top w:val="single" w:sz="4" w:color="D9D9D9"/>
+              <w:left w:val="single" w:sz="4" w:color="D9D9D9"/>
               <w:bottom w:val="single" w:sz="4" w:color="D9D9D9"/>
-              <w:left w:val="single" w:sz="4" w:color="D9D9D9"/>
               <w:right w:val="single" w:sz="4" w:color="D9D9D9"/>
             </w:tcBorders>
             <w:shd w:fill="142D40"/>
             <w:tcMar>
               <w:top w:w="85" w:type="dxa"/>
+              <w:left w:w="85" w:type="dxa"/>
               <w:bottom w:w="85" w:type="dxa"/>
-              <w:left w:w="85" w:type="dxa"/>
               <w:right w:w="85" w:type="dxa"/>
             </w:tcMar>
           </w:tcPr>
@@ -526,15 +526,15 @@
             <w:tcW w:type="dxa" w:w="7309"/>
             <w:tcBorders>
               <w:top w:val="single" w:sz="4" w:color="D9D9D9"/>
+              <w:left w:val="single" w:sz="4" w:color="D9D9D9"/>
               <w:bottom w:val="single" w:sz="4" w:color="D9D9D9"/>
-              <w:left w:val="single" w:sz="4" w:color="D9D9D9"/>
               <w:right w:val="single" w:sz="4" w:color="D9D9D9"/>
             </w:tcBorders>
             <w:shd w:fill="FFFFFF"/>
             <w:tcMar>
               <w:top w:w="85" w:type="dxa"/>
+              <w:left w:w="85" w:type="dxa"/>
               <w:bottom w:w="85" w:type="dxa"/>
-              <w:left w:w="85" w:type="dxa"/>
               <w:right w:w="85" w:type="dxa"/>
             </w:tcMar>
           </w:tcPr>
@@ -557,15 +557,15 @@
             <w:tcW w:type="dxa" w:w="2843"/>
             <w:tcBorders>
               <w:top w:val="single" w:sz="4" w:color="D9D9D9"/>
+              <w:left w:val="single" w:sz="4" w:color="D9D9D9"/>
               <w:bottom w:val="single" w:sz="4" w:color="D9D9D9"/>
-              <w:left w:val="single" w:sz="4" w:color="D9D9D9"/>
               <w:right w:val="single" w:sz="4" w:color="D9D9D9"/>
             </w:tcBorders>
             <w:shd w:fill="FFFFFF"/>
             <w:tcMar>
               <w:top w:w="85" w:type="dxa"/>
+              <w:left w:w="85" w:type="dxa"/>
               <w:bottom w:w="85" w:type="dxa"/>
-              <w:left w:w="85" w:type="dxa"/>
               <w:right w:w="85" w:type="dxa"/>
             </w:tcMar>
           </w:tcPr>
@@ -589,15 +589,15 @@
             <w:tcW w:type="dxa" w:w="7309"/>
             <w:tcBorders>
               <w:top w:val="single" w:sz="4" w:color="D9D9D9"/>
+              <w:left w:val="single" w:sz="4" w:color="D9D9D9"/>
               <w:bottom w:val="single" w:sz="4" w:color="D9D9D9"/>
-              <w:left w:val="single" w:sz="4" w:color="D9D9D9"/>
               <w:right w:val="single" w:sz="4" w:color="D9D9D9"/>
             </w:tcBorders>
             <w:shd w:fill="F1F5F7"/>
             <w:tcMar>
               <w:top w:w="85" w:type="dxa"/>
+              <w:left w:w="85" w:type="dxa"/>
               <w:bottom w:w="85" w:type="dxa"/>
-              <w:left w:w="85" w:type="dxa"/>
               <w:right w:w="85" w:type="dxa"/>
             </w:tcMar>
           </w:tcPr>
@@ -620,15 +620,15 @@
             <w:tcW w:type="dxa" w:w="2843"/>
             <w:tcBorders>
               <w:top w:val="single" w:sz="4" w:color="D9D9D9"/>
+              <w:left w:val="single" w:sz="4" w:color="D9D9D9"/>
               <w:bottom w:val="single" w:sz="4" w:color="D9D9D9"/>
-              <w:left w:val="single" w:sz="4" w:color="D9D9D9"/>
               <w:right w:val="single" w:sz="4" w:color="D9D9D9"/>
             </w:tcBorders>
             <w:shd w:fill="F1F5F7"/>
             <w:tcMar>
               <w:top w:w="85" w:type="dxa"/>
+              <w:left w:w="85" w:type="dxa"/>
               <w:bottom w:w="85" w:type="dxa"/>
-              <w:left w:w="85" w:type="dxa"/>
               <w:right w:w="85" w:type="dxa"/>
             </w:tcMar>
           </w:tcPr>
@@ -652,15 +652,15 @@
             <w:tcW w:type="dxa" w:w="7309"/>
             <w:tcBorders>
               <w:top w:val="single" w:sz="4" w:color="D9D9D9"/>
+              <w:left w:val="single" w:sz="4" w:color="D9D9D9"/>
               <w:bottom w:val="single" w:sz="4" w:color="D9D9D9"/>
-              <w:left w:val="single" w:sz="4" w:color="D9D9D9"/>
               <w:right w:val="single" w:sz="4" w:color="D9D9D9"/>
             </w:tcBorders>
             <w:shd w:fill="FFFFFF"/>
             <w:tcMar>
               <w:top w:w="85" w:type="dxa"/>
+              <w:left w:w="85" w:type="dxa"/>
               <w:bottom w:w="85" w:type="dxa"/>
-              <w:left w:w="85" w:type="dxa"/>
               <w:right w:w="85" w:type="dxa"/>
             </w:tcMar>
           </w:tcPr>
@@ -683,15 +683,15 @@
             <w:tcW w:type="dxa" w:w="2843"/>
             <w:tcBorders>
               <w:top w:val="single" w:sz="4" w:color="D9D9D9"/>
+              <w:left w:val="single" w:sz="4" w:color="D9D9D9"/>
               <w:bottom w:val="single" w:sz="4" w:color="D9D9D9"/>
-              <w:left w:val="single" w:sz="4" w:color="D9D9D9"/>
               <w:right w:val="single" w:sz="4" w:color="D9D9D9"/>
             </w:tcBorders>
             <w:shd w:fill="FFFFFF"/>
             <w:tcMar>
               <w:top w:w="85" w:type="dxa"/>
+              <w:left w:w="85" w:type="dxa"/>
               <w:bottom w:w="85" w:type="dxa"/>
-              <w:left w:w="85" w:type="dxa"/>
               <w:right w:w="85" w:type="dxa"/>
             </w:tcMar>
           </w:tcPr>
@@ -715,15 +715,15 @@
             <w:tcW w:type="dxa" w:w="7309"/>
             <w:tcBorders>
               <w:top w:val="single" w:sz="4" w:color="D9D9D9"/>
+              <w:left w:val="single" w:sz="4" w:color="D9D9D9"/>
               <w:bottom w:val="single" w:sz="4" w:color="D9D9D9"/>
-              <w:left w:val="single" w:sz="4" w:color="D9D9D9"/>
               <w:right w:val="single" w:sz="4" w:color="D9D9D9"/>
             </w:tcBorders>
             <w:shd w:fill="F1F5F7"/>
             <w:tcMar>
               <w:top w:w="85" w:type="dxa"/>
+              <w:left w:w="85" w:type="dxa"/>
               <w:bottom w:w="85" w:type="dxa"/>
-              <w:left w:w="85" w:type="dxa"/>
               <w:right w:w="85" w:type="dxa"/>
             </w:tcMar>
           </w:tcPr>
@@ -746,15 +746,15 @@
             <w:tcW w:type="dxa" w:w="2843"/>
             <w:tcBorders>
               <w:top w:val="single" w:sz="4" w:color="D9D9D9"/>
+              <w:left w:val="single" w:sz="4" w:color="D9D9D9"/>
               <w:bottom w:val="single" w:sz="4" w:color="D9D9D9"/>
-              <w:left w:val="single" w:sz="4" w:color="D9D9D9"/>
               <w:right w:val="single" w:sz="4" w:color="D9D9D9"/>
             </w:tcBorders>
             <w:shd w:fill="F1F5F7"/>
             <w:tcMar>
               <w:top w:w="85" w:type="dxa"/>
+              <w:left w:w="85" w:type="dxa"/>
               <w:bottom w:w="85" w:type="dxa"/>
-              <w:left w:w="85" w:type="dxa"/>
               <w:right w:w="85" w:type="dxa"/>
             </w:tcMar>
           </w:tcPr>
@@ -778,15 +778,15 @@
             <w:tcW w:type="dxa" w:w="7309"/>
             <w:tcBorders>
               <w:top w:val="single" w:sz="4" w:color="D9D9D9"/>
+              <w:left w:val="single" w:sz="4" w:color="D9D9D9"/>
               <w:bottom w:val="single" w:sz="4" w:color="D9D9D9"/>
-              <w:left w:val="single" w:sz="4" w:color="D9D9D9"/>
               <w:right w:val="single" w:sz="4" w:color="D9D9D9"/>
             </w:tcBorders>
             <w:shd w:fill="FFFFFF"/>
             <w:tcMar>
               <w:top w:w="85" w:type="dxa"/>
+              <w:left w:w="85" w:type="dxa"/>
               <w:bottom w:w="85" w:type="dxa"/>
-              <w:left w:w="85" w:type="dxa"/>
               <w:right w:w="85" w:type="dxa"/>
             </w:tcMar>
           </w:tcPr>
@@ -809,15 +809,15 @@
             <w:tcW w:type="dxa" w:w="2843"/>
             <w:tcBorders>
               <w:top w:val="single" w:sz="4" w:color="D9D9D9"/>
+              <w:left w:val="single" w:sz="4" w:color="D9D9D9"/>
               <w:bottom w:val="single" w:sz="4" w:color="D9D9D9"/>
-              <w:left w:val="single" w:sz="4" w:color="D9D9D9"/>
               <w:right w:val="single" w:sz="4" w:color="D9D9D9"/>
             </w:tcBorders>
             <w:shd w:fill="FFFFFF"/>
             <w:tcMar>
               <w:top w:w="85" w:type="dxa"/>
+              <w:left w:w="85" w:type="dxa"/>
               <w:bottom w:w="85" w:type="dxa"/>
-              <w:left w:w="85" w:type="dxa"/>
               <w:right w:w="85" w:type="dxa"/>
             </w:tcMar>
           </w:tcPr>
@@ -841,15 +841,15 @@
             <w:tcW w:type="dxa" w:w="7309"/>
             <w:tcBorders>
               <w:top w:val="single" w:sz="4" w:color="D9D9D9"/>
+              <w:left w:val="single" w:sz="4" w:color="D9D9D9"/>
               <w:bottom w:val="single" w:sz="4" w:color="D9D9D9"/>
-              <w:left w:val="single" w:sz="4" w:color="D9D9D9"/>
               <w:right w:val="single" w:sz="4" w:color="D9D9D9"/>
             </w:tcBorders>
             <w:shd w:fill="F1F5F7"/>
             <w:tcMar>
               <w:top w:w="85" w:type="dxa"/>
+              <w:left w:w="85" w:type="dxa"/>
               <w:bottom w:w="85" w:type="dxa"/>
-              <w:left w:w="85" w:type="dxa"/>
               <w:right w:w="85" w:type="dxa"/>
             </w:tcMar>
           </w:tcPr>
@@ -872,15 +872,15 @@
             <w:tcW w:type="dxa" w:w="2843"/>
             <w:tcBorders>
               <w:top w:val="single" w:sz="4" w:color="D9D9D9"/>
+              <w:left w:val="single" w:sz="4" w:color="D9D9D9"/>
               <w:bottom w:val="single" w:sz="4" w:color="D9D9D9"/>
-              <w:left w:val="single" w:sz="4" w:color="D9D9D9"/>
               <w:right w:val="single" w:sz="4" w:color="D9D9D9"/>
             </w:tcBorders>
             <w:shd w:fill="F1F5F7"/>
             <w:tcMar>
               <w:top w:w="85" w:type="dxa"/>
+              <w:left w:w="85" w:type="dxa"/>
               <w:bottom w:w="85" w:type="dxa"/>
-              <w:left w:w="85" w:type="dxa"/>
               <w:right w:w="85" w:type="dxa"/>
             </w:tcMar>
           </w:tcPr>
@@ -980,15 +980,15 @@
             <w:tcW w:type="dxa" w:w="1929"/>
             <w:tcBorders>
               <w:top w:val="single" w:sz="4" w:color="D9D9D9"/>
+              <w:left w:val="single" w:sz="4" w:color="D9D9D9"/>
               <w:bottom w:val="single" w:sz="4" w:color="D9D9D9"/>
-              <w:left w:val="single" w:sz="4" w:color="D9D9D9"/>
               <w:right w:val="single" w:sz="4" w:color="D9D9D9"/>
             </w:tcBorders>
             <w:shd w:fill="142D40"/>
             <w:tcMar>
               <w:top w:w="85" w:type="dxa"/>
+              <w:left w:w="85" w:type="dxa"/>
               <w:bottom w:w="85" w:type="dxa"/>
-              <w:left w:w="85" w:type="dxa"/>
               <w:right w:w="85" w:type="dxa"/>
             </w:tcMar>
           </w:tcPr>
@@ -1011,15 +1011,15 @@
             <w:tcW w:type="dxa" w:w="1421"/>
             <w:tcBorders>
               <w:top w:val="single" w:sz="4" w:color="D9D9D9"/>
+              <w:left w:val="single" w:sz="4" w:color="D9D9D9"/>
               <w:bottom w:val="single" w:sz="4" w:color="D9D9D9"/>
-              <w:left w:val="single" w:sz="4" w:color="D9D9D9"/>
               <w:right w:val="single" w:sz="4" w:color="D9D9D9"/>
             </w:tcBorders>
             <w:shd w:fill="142D40"/>
             <w:tcMar>
               <w:top w:w="85" w:type="dxa"/>
+              <w:left w:w="85" w:type="dxa"/>
               <w:bottom w:w="85" w:type="dxa"/>
-              <w:left w:w="85" w:type="dxa"/>
               <w:right w:w="85" w:type="dxa"/>
             </w:tcMar>
           </w:tcPr>
@@ -1042,15 +1042,15 @@
             <w:tcW w:type="dxa" w:w="1218"/>
             <w:tcBorders>
               <w:top w:val="single" w:sz="4" w:color="D9D9D9"/>
+              <w:left w:val="single" w:sz="4" w:color="D9D9D9"/>
               <w:bottom w:val="single" w:sz="4" w:color="D9D9D9"/>
-              <w:left w:val="single" w:sz="4" w:color="D9D9D9"/>
               <w:right w:val="single" w:sz="4" w:color="D9D9D9"/>
             </w:tcBorders>
             <w:shd w:fill="142D40"/>
             <w:tcMar>
               <w:top w:w="85" w:type="dxa"/>
+              <w:left w:w="85" w:type="dxa"/>
               <w:bottom w:w="85" w:type="dxa"/>
-              <w:left w:w="85" w:type="dxa"/>
               <w:right w:w="85" w:type="dxa"/>
             </w:tcMar>
           </w:tcPr>
@@ -1073,15 +1073,15 @@
             <w:tcW w:type="dxa" w:w="2132"/>
             <w:tcBorders>
               <w:top w:val="single" w:sz="4" w:color="D9D9D9"/>
+              <w:left w:val="single" w:sz="4" w:color="D9D9D9"/>
               <w:bottom w:val="single" w:sz="4" w:color="D9D9D9"/>
-              <w:left w:val="single" w:sz="4" w:color="D9D9D9"/>
               <w:right w:val="single" w:sz="4" w:color="D9D9D9"/>
             </w:tcBorders>
             <w:shd w:fill="142D40"/>
             <w:tcMar>
               <w:top w:w="85" w:type="dxa"/>
+              <w:left w:w="85" w:type="dxa"/>
               <w:bottom w:w="85" w:type="dxa"/>
-              <w:left w:w="85" w:type="dxa"/>
               <w:right w:w="85" w:type="dxa"/>
             </w:tcMar>
           </w:tcPr>
@@ -1104,15 +1104,15 @@
             <w:tcW w:type="dxa" w:w="1624"/>
             <w:tcBorders>
               <w:top w:val="single" w:sz="4" w:color="D9D9D9"/>
+              <w:left w:val="single" w:sz="4" w:color="D9D9D9"/>
               <w:bottom w:val="single" w:sz="4" w:color="D9D9D9"/>
-              <w:left w:val="single" w:sz="4" w:color="D9D9D9"/>
               <w:right w:val="single" w:sz="4" w:color="D9D9D9"/>
             </w:tcBorders>
             <w:shd w:fill="142D40"/>
             <w:tcMar>
               <w:top w:w="85" w:type="dxa"/>
+              <w:left w:w="85" w:type="dxa"/>
               <w:bottom w:w="85" w:type="dxa"/>
-              <w:left w:w="85" w:type="dxa"/>
               <w:right w:w="85" w:type="dxa"/>
             </w:tcMar>
           </w:tcPr>
@@ -1135,15 +1135,15 @@
             <w:tcW w:type="dxa" w:w="1827"/>
             <w:tcBorders>
               <w:top w:val="single" w:sz="4" w:color="D9D9D9"/>
+              <w:left w:val="single" w:sz="4" w:color="D9D9D9"/>
               <w:bottom w:val="single" w:sz="4" w:color="D9D9D9"/>
-              <w:left w:val="single" w:sz="4" w:color="D9D9D9"/>
               <w:right w:val="single" w:sz="4" w:color="D9D9D9"/>
             </w:tcBorders>
             <w:shd w:fill="142D40"/>
             <w:tcMar>
               <w:top w:w="85" w:type="dxa"/>
+              <w:left w:w="85" w:type="dxa"/>
               <w:bottom w:w="85" w:type="dxa"/>
-              <w:left w:w="85" w:type="dxa"/>
               <w:right w:w="85" w:type="dxa"/>
             </w:tcMar>
           </w:tcPr>
@@ -1168,15 +1168,15 @@
             <w:tcW w:type="dxa" w:w="1929"/>
             <w:tcBorders>
               <w:top w:val="single" w:sz="4" w:color="D9D9D9"/>
+              <w:left w:val="single" w:sz="4" w:color="D9D9D9"/>
               <w:bottom w:val="single" w:sz="4" w:color="D9D9D9"/>
-              <w:left w:val="single" w:sz="4" w:color="D9D9D9"/>
               <w:right w:val="single" w:sz="4" w:color="D9D9D9"/>
             </w:tcBorders>
             <w:shd w:fill="FFFFFF"/>
             <w:tcMar>
               <w:top w:w="85" w:type="dxa"/>
+              <w:left w:w="85" w:type="dxa"/>
               <w:bottom w:w="85" w:type="dxa"/>
-              <w:left w:w="85" w:type="dxa"/>
               <w:right w:w="85" w:type="dxa"/>
             </w:tcMar>
           </w:tcPr>
@@ -1199,15 +1199,15 @@
             <w:tcW w:type="dxa" w:w="1421"/>
             <w:tcBorders>
               <w:top w:val="single" w:sz="4" w:color="D9D9D9"/>
+              <w:left w:val="single" w:sz="4" w:color="D9D9D9"/>
               <w:bottom w:val="single" w:sz="4" w:color="D9D9D9"/>
-              <w:left w:val="single" w:sz="4" w:color="D9D9D9"/>
               <w:right w:val="single" w:sz="4" w:color="D9D9D9"/>
             </w:tcBorders>
             <w:shd w:fill="FFFFFF"/>
             <w:tcMar>
               <w:top w:w="85" w:type="dxa"/>
+              <w:left w:w="85" w:type="dxa"/>
               <w:bottom w:w="85" w:type="dxa"/>
-              <w:left w:w="85" w:type="dxa"/>
               <w:right w:w="85" w:type="dxa"/>
             </w:tcMar>
           </w:tcPr>
@@ -1229,15 +1229,15 @@
             <w:tcW w:type="dxa" w:w="1218"/>
             <w:tcBorders>
               <w:top w:val="single" w:sz="4" w:color="D9D9D9"/>
+              <w:left w:val="single" w:sz="4" w:color="D9D9D9"/>
               <w:bottom w:val="single" w:sz="4" w:color="D9D9D9"/>
-              <w:left w:val="single" w:sz="4" w:color="D9D9D9"/>
               <w:right w:val="single" w:sz="4" w:color="D9D9D9"/>
             </w:tcBorders>
             <w:shd w:fill="FFFFFF"/>
             <w:tcMar>
               <w:top w:w="85" w:type="dxa"/>
+              <w:left w:w="85" w:type="dxa"/>
               <w:bottom w:w="85" w:type="dxa"/>
-              <w:left w:w="85" w:type="dxa"/>
               <w:right w:w="85" w:type="dxa"/>
             </w:tcMar>
           </w:tcPr>
@@ -1260,15 +1260,15 @@
             <w:tcW w:type="dxa" w:w="2132"/>
             <w:tcBorders>
               <w:top w:val="single" w:sz="4" w:color="D9D9D9"/>
+              <w:left w:val="single" w:sz="4" w:color="D9D9D9"/>
               <w:bottom w:val="single" w:sz="4" w:color="D9D9D9"/>
-              <w:left w:val="single" w:sz="4" w:color="D9D9D9"/>
               <w:right w:val="single" w:sz="4" w:color="D9D9D9"/>
             </w:tcBorders>
             <w:shd w:fill="FFFFFF"/>
             <w:tcMar>
               <w:top w:w="85" w:type="dxa"/>
+              <w:left w:w="85" w:type="dxa"/>
               <w:bottom w:w="85" w:type="dxa"/>
-              <w:left w:w="85" w:type="dxa"/>
               <w:right w:w="85" w:type="dxa"/>
             </w:tcMar>
           </w:tcPr>
@@ -1290,15 +1290,15 @@
             <w:tcW w:type="dxa" w:w="1624"/>
             <w:tcBorders>
               <w:top w:val="single" w:sz="4" w:color="D9D9D9"/>
+              <w:left w:val="single" w:sz="4" w:color="D9D9D9"/>
               <w:bottom w:val="single" w:sz="4" w:color="D9D9D9"/>
-              <w:left w:val="single" w:sz="4" w:color="D9D9D9"/>
               <w:right w:val="single" w:sz="4" w:color="D9D9D9"/>
             </w:tcBorders>
             <w:shd w:fill="FFFFFF"/>
             <w:tcMar>
               <w:top w:w="85" w:type="dxa"/>
+              <w:left w:w="85" w:type="dxa"/>
               <w:bottom w:w="85" w:type="dxa"/>
-              <w:left w:w="85" w:type="dxa"/>
               <w:right w:w="85" w:type="dxa"/>
             </w:tcMar>
           </w:tcPr>
@@ -1320,15 +1320,15 @@
             <w:tcW w:type="dxa" w:w="1827"/>
             <w:tcBorders>
               <w:top w:val="single" w:sz="4" w:color="D9D9D9"/>
+              <w:left w:val="single" w:sz="4" w:color="D9D9D9"/>
               <w:bottom w:val="single" w:sz="4" w:color="D9D9D9"/>
-              <w:left w:val="single" w:sz="4" w:color="D9D9D9"/>
               <w:right w:val="single" w:sz="4" w:color="D9D9D9"/>
             </w:tcBorders>
             <w:shd w:fill="FFFFFF"/>
             <w:tcMar>
               <w:top w:w="85" w:type="dxa"/>
+              <w:left w:w="85" w:type="dxa"/>
               <w:bottom w:w="85" w:type="dxa"/>
-              <w:left w:w="85" w:type="dxa"/>
               <w:right w:w="85" w:type="dxa"/>
             </w:tcMar>
           </w:tcPr>
@@ -1352,15 +1352,15 @@
             <w:tcW w:type="dxa" w:w="1929"/>
             <w:tcBorders>
               <w:top w:val="single" w:sz="4" w:color="D9D9D9"/>
+              <w:left w:val="single" w:sz="4" w:color="D9D9D9"/>
               <w:bottom w:val="single" w:sz="4" w:color="D9D9D9"/>
-              <w:left w:val="single" w:sz="4" w:color="D9D9D9"/>
               <w:right w:val="single" w:sz="4" w:color="D9D9D9"/>
             </w:tcBorders>
             <w:shd w:fill="F1F5F7"/>
             <w:tcMar>
               <w:top w:w="85" w:type="dxa"/>
+              <w:left w:w="85" w:type="dxa"/>
               <w:bottom w:w="85" w:type="dxa"/>
-              <w:left w:w="85" w:type="dxa"/>
               <w:right w:w="85" w:type="dxa"/>
             </w:tcMar>
           </w:tcPr>
@@ -1383,15 +1383,15 @@
             <w:tcW w:type="dxa" w:w="1421"/>
             <w:tcBorders>
               <w:top w:val="single" w:sz="4" w:color="D9D9D9"/>
+              <w:left w:val="single" w:sz="4" w:color="D9D9D9"/>
               <w:bottom w:val="single" w:sz="4" w:color="D9D9D9"/>
-              <w:left w:val="single" w:sz="4" w:color="D9D9D9"/>
               <w:right w:val="single" w:sz="4" w:color="D9D9D9"/>
             </w:tcBorders>
             <w:shd w:fill="F1F5F7"/>
             <w:tcMar>
               <w:top w:w="85" w:type="dxa"/>
+              <w:left w:w="85" w:type="dxa"/>
               <w:bottom w:w="85" w:type="dxa"/>
-              <w:left w:w="85" w:type="dxa"/>
               <w:right w:w="85" w:type="dxa"/>
             </w:tcMar>
           </w:tcPr>
@@ -1413,15 +1413,15 @@
             <w:tcW w:type="dxa" w:w="1218"/>
             <w:tcBorders>
               <w:top w:val="single" w:sz="4" w:color="D9D9D9"/>
+              <w:left w:val="single" w:sz="4" w:color="D9D9D9"/>
               <w:bottom w:val="single" w:sz="4" w:color="D9D9D9"/>
-              <w:left w:val="single" w:sz="4" w:color="D9D9D9"/>
               <w:right w:val="single" w:sz="4" w:color="D9D9D9"/>
             </w:tcBorders>
             <w:shd w:fill="F1F5F7"/>
             <w:tcMar>
               <w:top w:w="85" w:type="dxa"/>
+              <w:left w:w="85" w:type="dxa"/>
               <w:bottom w:w="85" w:type="dxa"/>
-              <w:left w:w="85" w:type="dxa"/>
               <w:right w:w="85" w:type="dxa"/>
             </w:tcMar>
           </w:tcPr>
@@ -1444,15 +1444,15 @@
             <w:tcW w:type="dxa" w:w="2132"/>
             <w:tcBorders>
               <w:top w:val="single" w:sz="4" w:color="D9D9D9"/>
+              <w:left w:val="single" w:sz="4" w:color="D9D9D9"/>
               <w:bottom w:val="single" w:sz="4" w:color="D9D9D9"/>
-              <w:left w:val="single" w:sz="4" w:color="D9D9D9"/>
               <w:right w:val="single" w:sz="4" w:color="D9D9D9"/>
             </w:tcBorders>
             <w:shd w:fill="F1F5F7"/>
             <w:tcMar>
               <w:top w:w="85" w:type="dxa"/>
+              <w:left w:w="85" w:type="dxa"/>
               <w:bottom w:w="85" w:type="dxa"/>
-              <w:left w:w="85" w:type="dxa"/>
               <w:right w:w="85" w:type="dxa"/>
             </w:tcMar>
           </w:tcPr>
@@ -1474,15 +1474,15 @@
             <w:tcW w:type="dxa" w:w="1624"/>
             <w:tcBorders>
               <w:top w:val="single" w:sz="4" w:color="D9D9D9"/>
+              <w:left w:val="single" w:sz="4" w:color="D9D9D9"/>
               <w:bottom w:val="single" w:sz="4" w:color="D9D9D9"/>
-              <w:left w:val="single" w:sz="4" w:color="D9D9D9"/>
               <w:right w:val="single" w:sz="4" w:color="D9D9D9"/>
             </w:tcBorders>
             <w:shd w:fill="F1F5F7"/>
             <w:tcMar>
               <w:top w:w="85" w:type="dxa"/>
+              <w:left w:w="85" w:type="dxa"/>
               <w:bottom w:w="85" w:type="dxa"/>
-              <w:left w:w="85" w:type="dxa"/>
               <w:right w:w="85" w:type="dxa"/>
             </w:tcMar>
           </w:tcPr>
@@ -1504,15 +1504,15 @@
             <w:tcW w:type="dxa" w:w="1827"/>
             <w:tcBorders>
               <w:top w:val="single" w:sz="4" w:color="D9D9D9"/>
+              <w:left w:val="single" w:sz="4" w:color="D9D9D9"/>
               <w:bottom w:val="single" w:sz="4" w:color="D9D9D9"/>
-              <w:left w:val="single" w:sz="4" w:color="D9D9D9"/>
               <w:right w:val="single" w:sz="4" w:color="D9D9D9"/>
             </w:tcBorders>
             <w:shd w:fill="F1F5F7"/>
             <w:tcMar>
               <w:top w:w="85" w:type="dxa"/>
+              <w:left w:w="85" w:type="dxa"/>
               <w:bottom w:w="85" w:type="dxa"/>
-              <w:left w:w="85" w:type="dxa"/>
               <w:right w:w="85" w:type="dxa"/>
             </w:tcMar>
           </w:tcPr>
@@ -1536,15 +1536,15 @@
             <w:tcW w:type="dxa" w:w="1929"/>
             <w:tcBorders>
               <w:top w:val="single" w:sz="4" w:color="D9D9D9"/>
+              <w:left w:val="single" w:sz="4" w:color="D9D9D9"/>
               <w:bottom w:val="single" w:sz="4" w:color="D9D9D9"/>
-              <w:left w:val="single" w:sz="4" w:color="D9D9D9"/>
               <w:right w:val="single" w:sz="4" w:color="D9D9D9"/>
             </w:tcBorders>
             <w:shd w:fill="FFFFFF"/>
             <w:tcMar>
               <w:top w:w="85" w:type="dxa"/>
+              <w:left w:w="85" w:type="dxa"/>
               <w:bottom w:w="85" w:type="dxa"/>
-              <w:left w:w="85" w:type="dxa"/>
               <w:right w:w="85" w:type="dxa"/>
             </w:tcMar>
           </w:tcPr>
@@ -1567,15 +1567,15 @@
             <w:tcW w:type="dxa" w:w="1421"/>
             <w:tcBorders>
               <w:top w:val="single" w:sz="4" w:color="D9D9D9"/>
+              <w:left w:val="single" w:sz="4" w:color="D9D9D9"/>
               <w:bottom w:val="single" w:sz="4" w:color="D9D9D9"/>
-              <w:left w:val="single" w:sz="4" w:color="D9D9D9"/>
               <w:right w:val="single" w:sz="4" w:color="D9D9D9"/>
             </w:tcBorders>
             <w:shd w:fill="FFFFFF"/>
             <w:tcMar>
               <w:top w:w="85" w:type="dxa"/>
+              <w:left w:w="85" w:type="dxa"/>
               <w:bottom w:w="85" w:type="dxa"/>
-              <w:left w:w="85" w:type="dxa"/>
               <w:right w:w="85" w:type="dxa"/>
             </w:tcMar>
           </w:tcPr>
@@ -1597,15 +1597,15 @@
             <w:tcW w:type="dxa" w:w="1218"/>
             <w:tcBorders>
               <w:top w:val="single" w:sz="4" w:color="D9D9D9"/>
+              <w:left w:val="single" w:sz="4" w:color="D9D9D9"/>
               <w:bottom w:val="single" w:sz="4" w:color="D9D9D9"/>
-              <w:left w:val="single" w:sz="4" w:color="D9D9D9"/>
               <w:right w:val="single" w:sz="4" w:color="D9D9D9"/>
             </w:tcBorders>
             <w:shd w:fill="FFFFFF"/>
             <w:tcMar>
               <w:top w:w="85" w:type="dxa"/>
+              <w:left w:w="85" w:type="dxa"/>
               <w:bottom w:w="85" w:type="dxa"/>
-              <w:left w:w="85" w:type="dxa"/>
               <w:right w:w="85" w:type="dxa"/>
             </w:tcMar>
           </w:tcPr>
@@ -1628,15 +1628,15 @@
             <w:tcW w:type="dxa" w:w="2132"/>
             <w:tcBorders>
               <w:top w:val="single" w:sz="4" w:color="D9D9D9"/>
+              <w:left w:val="single" w:sz="4" w:color="D9D9D9"/>
               <w:bottom w:val="single" w:sz="4" w:color="D9D9D9"/>
-              <w:left w:val="single" w:sz="4" w:color="D9D9D9"/>
               <w:right w:val="single" w:sz="4" w:color="D9D9D9"/>
             </w:tcBorders>
             <w:shd w:fill="FFFFFF"/>
             <w:tcMar>
               <w:top w:w="85" w:type="dxa"/>
+              <w:left w:w="85" w:type="dxa"/>
               <w:bottom w:w="85" w:type="dxa"/>
-              <w:left w:w="85" w:type="dxa"/>
               <w:right w:w="85" w:type="dxa"/>
             </w:tcMar>
           </w:tcPr>
@@ -1658,15 +1658,15 @@
             <w:tcW w:type="dxa" w:w="1624"/>
             <w:tcBorders>
               <w:top w:val="single" w:sz="4" w:color="D9D9D9"/>
+              <w:left w:val="single" w:sz="4" w:color="D9D9D9"/>
               <w:bottom w:val="single" w:sz="4" w:color="D9D9D9"/>
-              <w:left w:val="single" w:sz="4" w:color="D9D9D9"/>
               <w:right w:val="single" w:sz="4" w:color="D9D9D9"/>
             </w:tcBorders>
             <w:shd w:fill="FFFFFF"/>
             <w:tcMar>
               <w:top w:w="85" w:type="dxa"/>
+              <w:left w:w="85" w:type="dxa"/>
               <w:bottom w:w="85" w:type="dxa"/>
-              <w:left w:w="85" w:type="dxa"/>
               <w:right w:w="85" w:type="dxa"/>
             </w:tcMar>
           </w:tcPr>
@@ -1688,15 +1688,15 @@
             <w:tcW w:type="dxa" w:w="1827"/>
             <w:tcBorders>
               <w:top w:val="single" w:sz="4" w:color="D9D9D9"/>
+              <w:left w:val="single" w:sz="4" w:color="D9D9D9"/>
               <w:bottom w:val="single" w:sz="4" w:color="D9D9D9"/>
-              <w:left w:val="single" w:sz="4" w:color="D9D9D9"/>
               <w:right w:val="single" w:sz="4" w:color="D9D9D9"/>
             </w:tcBorders>
             <w:shd w:fill="FFFFFF"/>
             <w:tcMar>
               <w:top w:w="85" w:type="dxa"/>
+              <w:left w:w="85" w:type="dxa"/>
               <w:bottom w:w="85" w:type="dxa"/>
-              <w:left w:w="85" w:type="dxa"/>
               <w:right w:w="85" w:type="dxa"/>
             </w:tcMar>
           </w:tcPr>
@@ -2053,15 +2053,15 @@
             <w:tcW w:type="dxa" w:w="4467"/>
             <w:tcBorders>
               <w:top w:val="single" w:sz="4" w:color="D9D9D9"/>
+              <w:left w:val="single" w:sz="4" w:color="D9D9D9"/>
               <w:bottom w:val="single" w:sz="4" w:color="D9D9D9"/>
-              <w:left w:val="single" w:sz="4" w:color="D9D9D9"/>
               <w:right w:val="single" w:sz="4" w:color="D9D9D9"/>
             </w:tcBorders>
             <w:shd w:fill="142D40"/>
             <w:tcMar>
               <w:top w:w="85" w:type="dxa"/>
+              <w:left w:w="85" w:type="dxa"/>
               <w:bottom w:w="85" w:type="dxa"/>
-              <w:left w:w="85" w:type="dxa"/>
               <w:right w:w="85" w:type="dxa"/>
             </w:tcMar>
           </w:tcPr>
@@ -2084,15 +2084,15 @@
             <w:tcW w:type="dxa" w:w="1421"/>
             <w:tcBorders>
               <w:top w:val="single" w:sz="4" w:color="D9D9D9"/>
+              <w:left w:val="single" w:sz="4" w:color="D9D9D9"/>
               <w:bottom w:val="single" w:sz="4" w:color="D9D9D9"/>
-              <w:left w:val="single" w:sz="4" w:color="D9D9D9"/>
               <w:right w:val="single" w:sz="4" w:color="D9D9D9"/>
             </w:tcBorders>
             <w:shd w:fill="142D40"/>
             <w:tcMar>
               <w:top w:w="85" w:type="dxa"/>
+              <w:left w:w="85" w:type="dxa"/>
               <w:bottom w:w="85" w:type="dxa"/>
-              <w:left w:w="85" w:type="dxa"/>
               <w:right w:w="85" w:type="dxa"/>
             </w:tcMar>
           </w:tcPr>
@@ -2115,15 +2115,15 @@
             <w:tcW w:type="dxa" w:w="1421"/>
             <w:tcBorders>
               <w:top w:val="single" w:sz="4" w:color="D9D9D9"/>
+              <w:left w:val="single" w:sz="4" w:color="D9D9D9"/>
               <w:bottom w:val="single" w:sz="4" w:color="D9D9D9"/>
-              <w:left w:val="single" w:sz="4" w:color="D9D9D9"/>
               <w:right w:val="single" w:sz="4" w:color="D9D9D9"/>
             </w:tcBorders>
             <w:shd w:fill="142D40"/>
             <w:tcMar>
               <w:top w:w="85" w:type="dxa"/>
+              <w:left w:w="85" w:type="dxa"/>
               <w:bottom w:w="85" w:type="dxa"/>
-              <w:left w:w="85" w:type="dxa"/>
               <w:right w:w="85" w:type="dxa"/>
             </w:tcMar>
           </w:tcPr>
@@ -2146,15 +2146,15 @@
             <w:tcW w:type="dxa" w:w="1421"/>
             <w:tcBorders>
               <w:top w:val="single" w:sz="4" w:color="D9D9D9"/>
+              <w:left w:val="single" w:sz="4" w:color="D9D9D9"/>
               <w:bottom w:val="single" w:sz="4" w:color="D9D9D9"/>
-              <w:left w:val="single" w:sz="4" w:color="D9D9D9"/>
               <w:right w:val="single" w:sz="4" w:color="D9D9D9"/>
             </w:tcBorders>
             <w:shd w:fill="142D40"/>
             <w:tcMar>
               <w:top w:w="85" w:type="dxa"/>
+              <w:left w:w="85" w:type="dxa"/>
               <w:bottom w:w="85" w:type="dxa"/>
-              <w:left w:w="85" w:type="dxa"/>
               <w:right w:w="85" w:type="dxa"/>
             </w:tcMar>
           </w:tcPr>
@@ -2177,15 +2177,15 @@
             <w:tcW w:type="dxa" w:w="1421"/>
             <w:tcBorders>
               <w:top w:val="single" w:sz="4" w:color="D9D9D9"/>
+              <w:left w:val="single" w:sz="4" w:color="D9D9D9"/>
               <w:bottom w:val="single" w:sz="4" w:color="D9D9D9"/>
-              <w:left w:val="single" w:sz="4" w:color="D9D9D9"/>
               <w:right w:val="single" w:sz="4" w:color="D9D9D9"/>
             </w:tcBorders>
             <w:shd w:fill="142D40"/>
             <w:tcMar>
               <w:top w:w="85" w:type="dxa"/>
+              <w:left w:w="85" w:type="dxa"/>
               <w:bottom w:w="85" w:type="dxa"/>
-              <w:left w:w="85" w:type="dxa"/>
               <w:right w:w="85" w:type="dxa"/>
             </w:tcMar>
           </w:tcPr>
@@ -2210,15 +2210,15 @@
             <w:tcW w:type="dxa" w:w="4467"/>
             <w:tcBorders>
               <w:top w:val="single" w:sz="4" w:color="D9D9D9"/>
+              <w:left w:val="single" w:sz="4" w:color="D9D9D9"/>
               <w:bottom w:val="single" w:sz="4" w:color="D9D9D9"/>
-              <w:left w:val="single" w:sz="4" w:color="D9D9D9"/>
               <w:right w:val="single" w:sz="4" w:color="D9D9D9"/>
             </w:tcBorders>
             <w:shd w:fill="FFFFFF"/>
             <w:tcMar>
               <w:top w:w="85" w:type="dxa"/>
+              <w:left w:w="85" w:type="dxa"/>
               <w:bottom w:w="85" w:type="dxa"/>
-              <w:left w:w="85" w:type="dxa"/>
               <w:right w:w="85" w:type="dxa"/>
             </w:tcMar>
           </w:tcPr>
@@ -2241,15 +2241,15 @@
             <w:tcW w:type="dxa" w:w="1421"/>
             <w:tcBorders>
               <w:top w:val="single" w:sz="4" w:color="D9D9D9"/>
+              <w:left w:val="single" w:sz="4" w:color="D9D9D9"/>
               <w:bottom w:val="single" w:sz="4" w:color="D9D9D9"/>
-              <w:left w:val="single" w:sz="4" w:color="D9D9D9"/>
               <w:right w:val="single" w:sz="4" w:color="D9D9D9"/>
             </w:tcBorders>
             <w:shd w:fill="FFFFFF"/>
             <w:tcMar>
               <w:top w:w="85" w:type="dxa"/>
+              <w:left w:w="85" w:type="dxa"/>
               <w:bottom w:w="85" w:type="dxa"/>
-              <w:left w:w="85" w:type="dxa"/>
               <w:right w:w="85" w:type="dxa"/>
             </w:tcMar>
           </w:tcPr>
@@ -2271,15 +2271,15 @@
             <w:tcW w:type="dxa" w:w="1421"/>
             <w:tcBorders>
               <w:top w:val="single" w:sz="4" w:color="D9D9D9"/>
+              <w:left w:val="single" w:sz="4" w:color="D9D9D9"/>
               <w:bottom w:val="single" w:sz="4" w:color="D9D9D9"/>
-              <w:left w:val="single" w:sz="4" w:color="D9D9D9"/>
               <w:right w:val="single" w:sz="4" w:color="D9D9D9"/>
             </w:tcBorders>
             <w:shd w:fill="FFFFFF"/>
             <w:tcMar>
               <w:top w:w="85" w:type="dxa"/>
+              <w:left w:w="85" w:type="dxa"/>
               <w:bottom w:w="85" w:type="dxa"/>
-              <w:left w:w="85" w:type="dxa"/>
               <w:right w:w="85" w:type="dxa"/>
             </w:tcMar>
           </w:tcPr>
@@ -2301,15 +2301,15 @@
             <w:tcW w:type="dxa" w:w="1421"/>
             <w:tcBorders>
               <w:top w:val="single" w:sz="4" w:color="D9D9D9"/>
+              <w:left w:val="single" w:sz="4" w:color="D9D9D9"/>
               <w:bottom w:val="single" w:sz="4" w:color="D9D9D9"/>
-              <w:left w:val="single" w:sz="4" w:color="D9D9D9"/>
               <w:right w:val="single" w:sz="4" w:color="D9D9D9"/>
             </w:tcBorders>
             <w:shd w:fill="FFFFFF"/>
             <w:tcMar>
               <w:top w:w="85" w:type="dxa"/>
+              <w:left w:w="85" w:type="dxa"/>
               <w:bottom w:w="85" w:type="dxa"/>
-              <w:left w:w="85" w:type="dxa"/>
               <w:right w:w="85" w:type="dxa"/>
             </w:tcMar>
           </w:tcPr>
@@ -2331,15 +2331,15 @@
             <w:tcW w:type="dxa" w:w="1421"/>
             <w:tcBorders>
               <w:top w:val="single" w:sz="4" w:color="D9D9D9"/>
+              <w:left w:val="single" w:sz="4" w:color="D9D9D9"/>
               <w:bottom w:val="single" w:sz="4" w:color="D9D9D9"/>
-              <w:left w:val="single" w:sz="4" w:color="D9D9D9"/>
               <w:right w:val="single" w:sz="4" w:color="D9D9D9"/>
             </w:tcBorders>
             <w:shd w:fill="FFFFFF"/>
             <w:tcMar>
               <w:top w:w="85" w:type="dxa"/>
+              <w:left w:w="85" w:type="dxa"/>
               <w:bottom w:w="85" w:type="dxa"/>
-              <w:left w:w="85" w:type="dxa"/>
               <w:right w:w="85" w:type="dxa"/>
             </w:tcMar>
           </w:tcPr>
@@ -2363,15 +2363,15 @@
             <w:tcW w:type="dxa" w:w="4467"/>
             <w:tcBorders>
               <w:top w:val="single" w:sz="4" w:color="D9D9D9"/>
+              <w:left w:val="single" w:sz="4" w:color="D9D9D9"/>
               <w:bottom w:val="single" w:sz="4" w:color="D9D9D9"/>
-              <w:left w:val="single" w:sz="4" w:color="D9D9D9"/>
               <w:right w:val="single" w:sz="4" w:color="D9D9D9"/>
             </w:tcBorders>
             <w:shd w:fill="F1F5F7"/>
             <w:tcMar>
               <w:top w:w="85" w:type="dxa"/>
+              <w:left w:w="85" w:type="dxa"/>
               <w:bottom w:w="85" w:type="dxa"/>
-              <w:left w:w="85" w:type="dxa"/>
               <w:right w:w="85" w:type="dxa"/>
             </w:tcMar>
           </w:tcPr>
@@ -2394,15 +2394,15 @@
             <w:tcW w:type="dxa" w:w="1421"/>
             <w:tcBorders>
               <w:top w:val="single" w:sz="4" w:color="D9D9D9"/>
+              <w:left w:val="single" w:sz="4" w:color="D9D9D9"/>
               <w:bottom w:val="single" w:sz="4" w:color="D9D9D9"/>
-              <w:left w:val="single" w:sz="4" w:color="D9D9D9"/>
               <w:right w:val="single" w:sz="4" w:color="D9D9D9"/>
             </w:tcBorders>
             <w:shd w:fill="F1F5F7"/>
             <w:tcMar>
               <w:top w:w="85" w:type="dxa"/>
+              <w:left w:w="85" w:type="dxa"/>
               <w:bottom w:w="85" w:type="dxa"/>
-              <w:left w:w="85" w:type="dxa"/>
               <w:right w:w="85" w:type="dxa"/>
             </w:tcMar>
           </w:tcPr>
@@ -2424,15 +2424,15 @@
             <w:tcW w:type="dxa" w:w="1421"/>
             <w:tcBorders>
               <w:top w:val="single" w:sz="4" w:color="D9D9D9"/>
+              <w:left w:val="single" w:sz="4" w:color="D9D9D9"/>
               <w:bottom w:val="single" w:sz="4" w:color="D9D9D9"/>
-              <w:left w:val="single" w:sz="4" w:color="D9D9D9"/>
               <w:right w:val="single" w:sz="4" w:color="D9D9D9"/>
             </w:tcBorders>
             <w:shd w:fill="F1F5F7"/>
             <w:tcMar>
               <w:top w:w="85" w:type="dxa"/>
+              <w:left w:w="85" w:type="dxa"/>
               <w:bottom w:w="85" w:type="dxa"/>
-              <w:left w:w="85" w:type="dxa"/>
               <w:right w:w="85" w:type="dxa"/>
             </w:tcMar>
           </w:tcPr>
@@ -2454,15 +2454,15 @@
             <w:tcW w:type="dxa" w:w="1421"/>
             <w:tcBorders>
               <w:top w:val="single" w:sz="4" w:color="D9D9D9"/>
+              <w:left w:val="single" w:sz="4" w:color="D9D9D9"/>
               <w:bottom w:val="single" w:sz="4" w:color="D9D9D9"/>
-              <w:left w:val="single" w:sz="4" w:color="D9D9D9"/>
               <w:right w:val="single" w:sz="4" w:color="D9D9D9"/>
             </w:tcBorders>
             <w:shd w:fill="F1F5F7"/>
             <w:tcMar>
               <w:top w:w="85" w:type="dxa"/>
+              <w:left w:w="85" w:type="dxa"/>
               <w:bottom w:w="85" w:type="dxa"/>
-              <w:left w:w="85" w:type="dxa"/>
               <w:right w:w="85" w:type="dxa"/>
             </w:tcMar>
           </w:tcPr>
@@ -2484,15 +2484,15 @@
             <w:tcW w:type="dxa" w:w="1421"/>
             <w:tcBorders>
               <w:top w:val="single" w:sz="4" w:color="D9D9D9"/>
+              <w:left w:val="single" w:sz="4" w:color="D9D9D9"/>
               <w:bottom w:val="single" w:sz="4" w:color="D9D9D9"/>
-              <w:left w:val="single" w:sz="4" w:color="D9D9D9"/>
               <w:right w:val="single" w:sz="4" w:color="D9D9D9"/>
             </w:tcBorders>
             <w:shd w:fill="F1F5F7"/>
             <w:tcMar>
               <w:top w:w="85" w:type="dxa"/>
+              <w:left w:w="85" w:type="dxa"/>
               <w:bottom w:w="85" w:type="dxa"/>
-              <w:left w:w="85" w:type="dxa"/>
               <w:right w:w="85" w:type="dxa"/>
             </w:tcMar>
           </w:tcPr>
@@ -2516,15 +2516,15 @@
             <w:tcW w:type="dxa" w:w="4467"/>
             <w:tcBorders>
               <w:top w:val="single" w:sz="4" w:color="D9D9D9"/>
+              <w:left w:val="single" w:sz="4" w:color="D9D9D9"/>
               <w:bottom w:val="single" w:sz="4" w:color="D9D9D9"/>
-              <w:left w:val="single" w:sz="4" w:color="D9D9D9"/>
               <w:right w:val="single" w:sz="4" w:color="D9D9D9"/>
             </w:tcBorders>
             <w:shd w:fill="FFFFFF"/>
             <w:tcMar>
               <w:top w:w="85" w:type="dxa"/>
+              <w:left w:w="85" w:type="dxa"/>
               <w:bottom w:w="85" w:type="dxa"/>
-              <w:left w:w="85" w:type="dxa"/>
               <w:right w:w="85" w:type="dxa"/>
             </w:tcMar>
           </w:tcPr>
@@ -2547,15 +2547,15 @@
             <w:tcW w:type="dxa" w:w="1421"/>
             <w:tcBorders>
               <w:top w:val="single" w:sz="4" w:color="D9D9D9"/>
+              <w:left w:val="single" w:sz="4" w:color="D9D9D9"/>
               <w:bottom w:val="single" w:sz="4" w:color="D9D9D9"/>
-              <w:left w:val="single" w:sz="4" w:color="D9D9D9"/>
               <w:right w:val="single" w:sz="4" w:color="D9D9D9"/>
             </w:tcBorders>
             <w:shd w:fill="FFFFFF"/>
             <w:tcMar>
               <w:top w:w="85" w:type="dxa"/>
+              <w:left w:w="85" w:type="dxa"/>
               <w:bottom w:w="85" w:type="dxa"/>
-              <w:left w:w="85" w:type="dxa"/>
               <w:right w:w="85" w:type="dxa"/>
             </w:tcMar>
           </w:tcPr>
@@ -2577,15 +2577,15 @@
             <w:tcW w:type="dxa" w:w="1421"/>
             <w:tcBorders>
               <w:top w:val="single" w:sz="4" w:color="D9D9D9"/>
+              <w:left w:val="single" w:sz="4" w:color="D9D9D9"/>
               <w:bottom w:val="single" w:sz="4" w:color="D9D9D9"/>
-              <w:left w:val="single" w:sz="4" w:color="D9D9D9"/>
               <w:right w:val="single" w:sz="4" w:color="D9D9D9"/>
             </w:tcBorders>
             <w:shd w:fill="FFFFFF"/>
             <w:tcMar>
               <w:top w:w="85" w:type="dxa"/>
+              <w:left w:w="85" w:type="dxa"/>
               <w:bottom w:w="85" w:type="dxa"/>
-              <w:left w:w="85" w:type="dxa"/>
               <w:right w:w="85" w:type="dxa"/>
             </w:tcMar>
           </w:tcPr>
@@ -2607,15 +2607,15 @@
             <w:tcW w:type="dxa" w:w="1421"/>
             <w:tcBorders>
               <w:top w:val="single" w:sz="4" w:color="D9D9D9"/>
+              <w:left w:val="single" w:sz="4" w:color="D9D9D9"/>
               <w:bottom w:val="single" w:sz="4" w:color="D9D9D9"/>
-              <w:left w:val="single" w:sz="4" w:color="D9D9D9"/>
               <w:right w:val="single" w:sz="4" w:color="D9D9D9"/>
             </w:tcBorders>
             <w:shd w:fill="FFFFFF"/>
             <w:tcMar>
               <w:top w:w="85" w:type="dxa"/>
+              <w:left w:w="85" w:type="dxa"/>
               <w:bottom w:w="85" w:type="dxa"/>
-              <w:left w:w="85" w:type="dxa"/>
               <w:right w:w="85" w:type="dxa"/>
             </w:tcMar>
           </w:tcPr>
@@ -2637,15 +2637,15 @@
             <w:tcW w:type="dxa" w:w="1421"/>
             <w:tcBorders>
               <w:top w:val="single" w:sz="4" w:color="D9D9D9"/>
+              <w:left w:val="single" w:sz="4" w:color="D9D9D9"/>
               <w:bottom w:val="single" w:sz="4" w:color="D9D9D9"/>
-              <w:left w:val="single" w:sz="4" w:color="D9D9D9"/>
               <w:right w:val="single" w:sz="4" w:color="D9D9D9"/>
             </w:tcBorders>
             <w:shd w:fill="FFFFFF"/>
             <w:tcMar>
               <w:top w:w="85" w:type="dxa"/>
+              <w:left w:w="85" w:type="dxa"/>
               <w:bottom w:w="85" w:type="dxa"/>
-              <w:left w:w="85" w:type="dxa"/>
               <w:right w:w="85" w:type="dxa"/>
             </w:tcMar>
           </w:tcPr>
@@ -2669,15 +2669,15 @@
             <w:tcW w:type="dxa" w:w="4467"/>
             <w:tcBorders>
               <w:top w:val="single" w:sz="4" w:color="D9D9D9"/>
+              <w:left w:val="single" w:sz="4" w:color="D9D9D9"/>
               <w:bottom w:val="single" w:sz="4" w:color="D9D9D9"/>
-              <w:left w:val="single" w:sz="4" w:color="D9D9D9"/>
               <w:right w:val="single" w:sz="4" w:color="D9D9D9"/>
             </w:tcBorders>
             <w:shd w:fill="F1F5F7"/>
             <w:tcMar>
               <w:top w:w="85" w:type="dxa"/>
+              <w:left w:w="85" w:type="dxa"/>
               <w:bottom w:w="85" w:type="dxa"/>
-              <w:left w:w="85" w:type="dxa"/>
               <w:right w:w="85" w:type="dxa"/>
             </w:tcMar>
           </w:tcPr>
@@ -2700,15 +2700,15 @@
             <w:tcW w:type="dxa" w:w="1421"/>
             <w:tcBorders>
               <w:top w:val="single" w:sz="4" w:color="D9D9D9"/>
+              <w:left w:val="single" w:sz="4" w:color="D9D9D9"/>
               <w:bottom w:val="single" w:sz="4" w:color="D9D9D9"/>
-              <w:left w:val="single" w:sz="4" w:color="D9D9D9"/>
               <w:right w:val="single" w:sz="4" w:color="D9D9D9"/>
             </w:tcBorders>
             <w:shd w:fill="F1F5F7"/>
             <w:tcMar>
               <w:top w:w="85" w:type="dxa"/>
+              <w:left w:w="85" w:type="dxa"/>
               <w:bottom w:w="85" w:type="dxa"/>
-              <w:left w:w="85" w:type="dxa"/>
               <w:right w:w="85" w:type="dxa"/>
             </w:tcMar>
           </w:tcPr>
@@ -2730,15 +2730,15 @@
             <w:tcW w:type="dxa" w:w="1421"/>
             <w:tcBorders>
               <w:top w:val="single" w:sz="4" w:color="D9D9D9"/>
+              <w:left w:val="single" w:sz="4" w:color="D9D9D9"/>
               <w:bottom w:val="single" w:sz="4" w:color="D9D9D9"/>
-              <w:left w:val="single" w:sz="4" w:color="D9D9D9"/>
               <w:right w:val="single" w:sz="4" w:color="D9D9D9"/>
             </w:tcBorders>
             <w:shd w:fill="F1F5F7"/>
             <w:tcMar>
               <w:top w:w="85" w:type="dxa"/>
+              <w:left w:w="85" w:type="dxa"/>
               <w:bottom w:w="85" w:type="dxa"/>
-              <w:left w:w="85" w:type="dxa"/>
               <w:right w:w="85" w:type="dxa"/>
             </w:tcMar>
           </w:tcPr>
@@ -2760,15 +2760,15 @@
             <w:tcW w:type="dxa" w:w="1421"/>
             <w:tcBorders>
               <w:top w:val="single" w:sz="4" w:color="D9D9D9"/>
+              <w:left w:val="single" w:sz="4" w:color="D9D9D9"/>
               <w:bottom w:val="single" w:sz="4" w:color="D9D9D9"/>
-              <w:left w:val="single" w:sz="4" w:color="D9D9D9"/>
               <w:right w:val="single" w:sz="4" w:color="D9D9D9"/>
             </w:tcBorders>
             <w:shd w:fill="F1F5F7"/>
             <w:tcMar>
               <w:top w:w="85" w:type="dxa"/>
+              <w:left w:w="85" w:type="dxa"/>
               <w:bottom w:w="85" w:type="dxa"/>
-              <w:left w:w="85" w:type="dxa"/>
               <w:right w:w="85" w:type="dxa"/>
             </w:tcMar>
           </w:tcPr>
@@ -2790,15 +2790,15 @@
             <w:tcW w:type="dxa" w:w="1421"/>
             <w:tcBorders>
               <w:top w:val="single" w:sz="4" w:color="D9D9D9"/>
+              <w:left w:val="single" w:sz="4" w:color="D9D9D9"/>
               <w:bottom w:val="single" w:sz="4" w:color="D9D9D9"/>
-              <w:left w:val="single" w:sz="4" w:color="D9D9D9"/>
               <w:right w:val="single" w:sz="4" w:color="D9D9D9"/>
             </w:tcBorders>
             <w:shd w:fill="F1F5F7"/>
             <w:tcMar>
               <w:top w:w="85" w:type="dxa"/>
+              <w:left w:w="85" w:type="dxa"/>
               <w:bottom w:w="85" w:type="dxa"/>
-              <w:left w:w="85" w:type="dxa"/>
               <w:right w:w="85" w:type="dxa"/>
             </w:tcMar>
           </w:tcPr>
@@ -2822,15 +2822,15 @@
             <w:tcW w:type="dxa" w:w="4467"/>
             <w:tcBorders>
               <w:top w:val="single" w:sz="4" w:color="D9D9D9"/>
+              <w:left w:val="single" w:sz="4" w:color="D9D9D9"/>
               <w:bottom w:val="single" w:sz="4" w:color="D9D9D9"/>
-              <w:left w:val="single" w:sz="4" w:color="D9D9D9"/>
               <w:right w:val="single" w:sz="4" w:color="D9D9D9"/>
             </w:tcBorders>
             <w:shd w:fill="FFFFFF"/>
             <w:tcMar>
               <w:top w:w="85" w:type="dxa"/>
+              <w:left w:w="85" w:type="dxa"/>
               <w:bottom w:w="85" w:type="dxa"/>
-              <w:left w:w="85" w:type="dxa"/>
               <w:right w:w="85" w:type="dxa"/>
             </w:tcMar>
           </w:tcPr>
@@ -2853,15 +2853,15 @@
             <w:tcW w:type="dxa" w:w="1421"/>
             <w:tcBorders>
               <w:top w:val="single" w:sz="4" w:color="D9D9D9"/>
+              <w:left w:val="single" w:sz="4" w:color="D9D9D9"/>
               <w:bottom w:val="single" w:sz="4" w:color="D9D9D9"/>
-              <w:left w:val="single" w:sz="4" w:color="D9D9D9"/>
               <w:right w:val="single" w:sz="4" w:color="D9D9D9"/>
             </w:tcBorders>
             <w:shd w:fill="FFFFFF"/>
             <w:tcMar>
               <w:top w:w="85" w:type="dxa"/>
+              <w:left w:w="85" w:type="dxa"/>
               <w:bottom w:w="85" w:type="dxa"/>
-              <w:left w:w="85" w:type="dxa"/>
               <w:right w:w="85" w:type="dxa"/>
             </w:tcMar>
           </w:tcPr>
@@ -2883,15 +2883,15 @@
             <w:tcW w:type="dxa" w:w="1421"/>
             <w:tcBorders>
               <w:top w:val="single" w:sz="4" w:color="D9D9D9"/>
+              <w:left w:val="single" w:sz="4" w:color="D9D9D9"/>
               <w:bottom w:val="single" w:sz="4" w:color="D9D9D9"/>
-              <w:left w:val="single" w:sz="4" w:color="D9D9D9"/>
               <w:right w:val="single" w:sz="4" w:color="D9D9D9"/>
             </w:tcBorders>
             <w:shd w:fill="FFFFFF"/>
             <w:tcMar>
               <w:top w:w="85" w:type="dxa"/>
+              <w:left w:w="85" w:type="dxa"/>
               <w:bottom w:w="85" w:type="dxa"/>
-              <w:left w:w="85" w:type="dxa"/>
               <w:right w:w="85" w:type="dxa"/>
             </w:tcMar>
           </w:tcPr>
@@ -2913,15 +2913,15 @@
             <w:tcW w:type="dxa" w:w="1421"/>
             <w:tcBorders>
               <w:top w:val="single" w:sz="4" w:color="D9D9D9"/>
+              <w:left w:val="single" w:sz="4" w:color="D9D9D9"/>
               <w:bottom w:val="single" w:sz="4" w:color="D9D9D9"/>
-              <w:left w:val="single" w:sz="4" w:color="D9D9D9"/>
               <w:right w:val="single" w:sz="4" w:color="D9D9D9"/>
             </w:tcBorders>
             <w:shd w:fill="FFFFFF"/>
             <w:tcMar>
               <w:top w:w="85" w:type="dxa"/>
+              <w:left w:w="85" w:type="dxa"/>
               <w:bottom w:w="85" w:type="dxa"/>
-              <w:left w:w="85" w:type="dxa"/>
               <w:right w:w="85" w:type="dxa"/>
             </w:tcMar>
           </w:tcPr>
@@ -2943,15 +2943,15 @@
             <w:tcW w:type="dxa" w:w="1421"/>
             <w:tcBorders>
               <w:top w:val="single" w:sz="4" w:color="D9D9D9"/>
+              <w:left w:val="single" w:sz="4" w:color="D9D9D9"/>
               <w:bottom w:val="single" w:sz="4" w:color="D9D9D9"/>
-              <w:left w:val="single" w:sz="4" w:color="D9D9D9"/>
               <w:right w:val="single" w:sz="4" w:color="D9D9D9"/>
             </w:tcBorders>
             <w:shd w:fill="FFFFFF"/>
             <w:tcMar>
               <w:top w:w="85" w:type="dxa"/>
+              <w:left w:w="85" w:type="dxa"/>
               <w:bottom w:w="85" w:type="dxa"/>
-              <w:left w:w="85" w:type="dxa"/>
               <w:right w:w="85" w:type="dxa"/>
             </w:tcMar>
           </w:tcPr>
@@ -2975,15 +2975,15 @@
             <w:tcW w:type="dxa" w:w="4467"/>
             <w:tcBorders>
               <w:top w:val="single" w:sz="4" w:color="D9D9D9"/>
+              <w:left w:val="single" w:sz="4" w:color="D9D9D9"/>
               <w:bottom w:val="single" w:sz="4" w:color="D9D9D9"/>
-              <w:left w:val="single" w:sz="4" w:color="D9D9D9"/>
               <w:right w:val="single" w:sz="4" w:color="D9D9D9"/>
             </w:tcBorders>
             <w:shd w:fill="F1F5F7"/>
             <w:tcMar>
               <w:top w:w="85" w:type="dxa"/>
+              <w:left w:w="85" w:type="dxa"/>
               <w:bottom w:w="85" w:type="dxa"/>
-              <w:left w:w="85" w:type="dxa"/>
               <w:right w:w="85" w:type="dxa"/>
             </w:tcMar>
           </w:tcPr>
@@ -3006,15 +3006,15 @@
             <w:tcW w:type="dxa" w:w="1421"/>
             <w:tcBorders>
               <w:top w:val="single" w:sz="4" w:color="D9D9D9"/>
+              <w:left w:val="single" w:sz="4" w:color="D9D9D9"/>
               <w:bottom w:val="single" w:sz="4" w:color="D9D9D9"/>
-              <w:left w:val="single" w:sz="4" w:color="D9D9D9"/>
               <w:right w:val="single" w:sz="4" w:color="D9D9D9"/>
             </w:tcBorders>
             <w:shd w:fill="F1F5F7"/>
             <w:tcMar>
               <w:top w:w="85" w:type="dxa"/>
+              <w:left w:w="85" w:type="dxa"/>
               <w:bottom w:w="85" w:type="dxa"/>
-              <w:left w:w="85" w:type="dxa"/>
               <w:right w:w="85" w:type="dxa"/>
             </w:tcMar>
           </w:tcPr>
@@ -3036,15 +3036,15 @@
             <w:tcW w:type="dxa" w:w="1421"/>
             <w:tcBorders>
               <w:top w:val="single" w:sz="4" w:color="D9D9D9"/>
+              <w:left w:val="single" w:sz="4" w:color="D9D9D9"/>
               <w:bottom w:val="single" w:sz="4" w:color="D9D9D9"/>
-              <w:left w:val="single" w:sz="4" w:color="D9D9D9"/>
               <w:right w:val="single" w:sz="4" w:color="D9D9D9"/>
             </w:tcBorders>
             <w:shd w:fill="F1F5F7"/>
             <w:tcMar>
               <w:top w:w="85" w:type="dxa"/>
+              <w:left w:w="85" w:type="dxa"/>
               <w:bottom w:w="85" w:type="dxa"/>
-              <w:left w:w="85" w:type="dxa"/>
               <w:right w:w="85" w:type="dxa"/>
             </w:tcMar>
           </w:tcPr>
@@ -3066,15 +3066,15 @@
             <w:tcW w:type="dxa" w:w="1421"/>
             <w:tcBorders>
               <w:top w:val="single" w:sz="4" w:color="D9D9D9"/>
+              <w:left w:val="single" w:sz="4" w:color="D9D9D9"/>
               <w:bottom w:val="single" w:sz="4" w:color="D9D9D9"/>
-              <w:left w:val="single" w:sz="4" w:color="D9D9D9"/>
               <w:right w:val="single" w:sz="4" w:color="D9D9D9"/>
             </w:tcBorders>
             <w:shd w:fill="F1F5F7"/>
             <w:tcMar>
               <w:top w:w="85" w:type="dxa"/>
+              <w:left w:w="85" w:type="dxa"/>
               <w:bottom w:w="85" w:type="dxa"/>
-              <w:left w:w="85" w:type="dxa"/>
               <w:right w:w="85" w:type="dxa"/>
             </w:tcMar>
           </w:tcPr>
@@ -3096,15 +3096,15 @@
             <w:tcW w:type="dxa" w:w="1421"/>
             <w:tcBorders>
               <w:top w:val="single" w:sz="4" w:color="D9D9D9"/>
+              <w:left w:val="single" w:sz="4" w:color="D9D9D9"/>
               <w:bottom w:val="single" w:sz="4" w:color="D9D9D9"/>
-              <w:left w:val="single" w:sz="4" w:color="D9D9D9"/>
               <w:right w:val="single" w:sz="4" w:color="D9D9D9"/>
             </w:tcBorders>
             <w:shd w:fill="F1F5F7"/>
             <w:tcMar>
               <w:top w:w="85" w:type="dxa"/>
+              <w:left w:w="85" w:type="dxa"/>
               <w:bottom w:w="85" w:type="dxa"/>
-              <w:left w:w="85" w:type="dxa"/>
               <w:right w:w="85" w:type="dxa"/>
             </w:tcMar>
           </w:tcPr>
@@ -3128,15 +3128,15 @@
             <w:tcW w:type="dxa" w:w="4467"/>
             <w:tcBorders>
               <w:top w:val="single" w:sz="4" w:color="D9D9D9"/>
+              <w:left w:val="single" w:sz="4" w:color="D9D9D9"/>
               <w:bottom w:val="single" w:sz="4" w:color="D9D9D9"/>
-              <w:left w:val="single" w:sz="4" w:color="D9D9D9"/>
               <w:right w:val="single" w:sz="4" w:color="D9D9D9"/>
             </w:tcBorders>
             <w:shd w:fill="FFFFFF"/>
             <w:tcMar>
               <w:top w:w="85" w:type="dxa"/>
+              <w:left w:w="85" w:type="dxa"/>
               <w:bottom w:w="85" w:type="dxa"/>
-              <w:left w:w="85" w:type="dxa"/>
               <w:right w:w="85" w:type="dxa"/>
             </w:tcMar>
           </w:tcPr>
@@ -3159,15 +3159,15 @@
             <w:tcW w:type="dxa" w:w="1421"/>
             <w:tcBorders>
               <w:top w:val="single" w:sz="4" w:color="D9D9D9"/>
+              <w:left w:val="single" w:sz="4" w:color="D9D9D9"/>
               <w:bottom w:val="single" w:sz="4" w:color="D9D9D9"/>
-              <w:left w:val="single" w:sz="4" w:color="D9D9D9"/>
               <w:right w:val="single" w:sz="4" w:color="D9D9D9"/>
             </w:tcBorders>
             <w:shd w:fill="FFFFFF"/>
             <w:tcMar>
               <w:top w:w="85" w:type="dxa"/>
+              <w:left w:w="85" w:type="dxa"/>
               <w:bottom w:w="85" w:type="dxa"/>
-              <w:left w:w="85" w:type="dxa"/>
               <w:right w:w="85" w:type="dxa"/>
             </w:tcMar>
           </w:tcPr>
@@ -3189,15 +3189,15 @@
             <w:tcW w:type="dxa" w:w="1421"/>
             <w:tcBorders>
               <w:top w:val="single" w:sz="4" w:color="D9D9D9"/>
+              <w:left w:val="single" w:sz="4" w:color="D9D9D9"/>
               <w:bottom w:val="single" w:sz="4" w:color="D9D9D9"/>
-              <w:left w:val="single" w:sz="4" w:color="D9D9D9"/>
               <w:right w:val="single" w:sz="4" w:color="D9D9D9"/>
             </w:tcBorders>
             <w:shd w:fill="FFFFFF"/>
             <w:tcMar>
               <w:top w:w="85" w:type="dxa"/>
+              <w:left w:w="85" w:type="dxa"/>
               <w:bottom w:w="85" w:type="dxa"/>
-              <w:left w:w="85" w:type="dxa"/>
               <w:right w:w="85" w:type="dxa"/>
             </w:tcMar>
           </w:tcPr>
@@ -3219,15 +3219,15 @@
             <w:tcW w:type="dxa" w:w="1421"/>
             <w:tcBorders>
               <w:top w:val="single" w:sz="4" w:color="D9D9D9"/>
+              <w:left w:val="single" w:sz="4" w:color="D9D9D9"/>
               <w:bottom w:val="single" w:sz="4" w:color="D9D9D9"/>
-              <w:left w:val="single" w:sz="4" w:color="D9D9D9"/>
               <w:right w:val="single" w:sz="4" w:color="D9D9D9"/>
             </w:tcBorders>
             <w:shd w:fill="FFFFFF"/>
             <w:tcMar>
               <w:top w:w="85" w:type="dxa"/>
+              <w:left w:w="85" w:type="dxa"/>
               <w:bottom w:w="85" w:type="dxa"/>
-              <w:left w:w="85" w:type="dxa"/>
               <w:right w:w="85" w:type="dxa"/>
             </w:tcMar>
           </w:tcPr>
@@ -3249,15 +3249,15 @@
             <w:tcW w:type="dxa" w:w="1421"/>
             <w:tcBorders>
               <w:top w:val="single" w:sz="4" w:color="D9D9D9"/>
+              <w:left w:val="single" w:sz="4" w:color="D9D9D9"/>
               <w:bottom w:val="single" w:sz="4" w:color="D9D9D9"/>
-              <w:left w:val="single" w:sz="4" w:color="D9D9D9"/>
               <w:right w:val="single" w:sz="4" w:color="D9D9D9"/>
             </w:tcBorders>
             <w:shd w:fill="FFFFFF"/>
             <w:tcMar>
               <w:top w:w="85" w:type="dxa"/>
+              <w:left w:w="85" w:type="dxa"/>
               <w:bottom w:w="85" w:type="dxa"/>
-              <w:left w:w="85" w:type="dxa"/>
               <w:right w:w="85" w:type="dxa"/>
             </w:tcMar>
           </w:tcPr>
@@ -3281,15 +3281,15 @@
             <w:tcW w:type="dxa" w:w="4467"/>
             <w:tcBorders>
               <w:top w:val="single" w:sz="4" w:color="D9D9D9"/>
+              <w:left w:val="single" w:sz="4" w:color="D9D9D9"/>
               <w:bottom w:val="single" w:sz="4" w:color="D9D9D9"/>
-              <w:left w:val="single" w:sz="4" w:color="D9D9D9"/>
               <w:right w:val="single" w:sz="4" w:color="D9D9D9"/>
             </w:tcBorders>
             <w:shd w:fill="F1F5F7"/>
             <w:tcMar>
               <w:top w:w="85" w:type="dxa"/>
+              <w:left w:w="85" w:type="dxa"/>
               <w:bottom w:w="85" w:type="dxa"/>
-              <w:left w:w="85" w:type="dxa"/>
               <w:right w:w="85" w:type="dxa"/>
             </w:tcMar>
           </w:tcPr>
@@ -3312,15 +3312,15 @@
             <w:tcW w:type="dxa" w:w="1421"/>
             <w:tcBorders>
               <w:top w:val="single" w:sz="4" w:color="D9D9D9"/>
+              <w:left w:val="single" w:sz="4" w:color="D9D9D9"/>
               <w:bottom w:val="single" w:sz="4" w:color="D9D9D9"/>
-              <w:left w:val="single" w:sz="4" w:color="D9D9D9"/>
               <w:right w:val="single" w:sz="4" w:color="D9D9D9"/>
             </w:tcBorders>
             <w:shd w:fill="F1F5F7"/>
             <w:tcMar>
               <w:top w:w="85" w:type="dxa"/>
+              <w:left w:w="85" w:type="dxa"/>
               <w:bottom w:w="85" w:type="dxa"/>
-              <w:left w:w="85" w:type="dxa"/>
               <w:right w:w="85" w:type="dxa"/>
             </w:tcMar>
           </w:tcPr>
@@ -3342,15 +3342,15 @@
             <w:tcW w:type="dxa" w:w="1421"/>
             <w:tcBorders>
               <w:top w:val="single" w:sz="4" w:color="D9D9D9"/>
+              <w:left w:val="single" w:sz="4" w:color="D9D9D9"/>
               <w:bottom w:val="single" w:sz="4" w:color="D9D9D9"/>
-              <w:left w:val="single" w:sz="4" w:color="D9D9D9"/>
               <w:right w:val="single" w:sz="4" w:color="D9D9D9"/>
             </w:tcBorders>
             <w:shd w:fill="F1F5F7"/>
             <w:tcMar>
               <w:top w:w="85" w:type="dxa"/>
+              <w:left w:w="85" w:type="dxa"/>
               <w:bottom w:w="85" w:type="dxa"/>
-              <w:left w:w="85" w:type="dxa"/>
               <w:right w:w="85" w:type="dxa"/>
             </w:tcMar>
           </w:tcPr>
@@ -3372,15 +3372,15 @@
             <w:tcW w:type="dxa" w:w="1421"/>
             <w:tcBorders>
               <w:top w:val="single" w:sz="4" w:color="D9D9D9"/>
+              <w:left w:val="single" w:sz="4" w:color="D9D9D9"/>
               <w:bottom w:val="single" w:sz="4" w:color="D9D9D9"/>
-              <w:left w:val="single" w:sz="4" w:color="D9D9D9"/>
               <w:right w:val="single" w:sz="4" w:color="D9D9D9"/>
             </w:tcBorders>
             <w:shd w:fill="F1F5F7"/>
             <w:tcMar>
               <w:top w:w="85" w:type="dxa"/>
+              <w:left w:w="85" w:type="dxa"/>
               <w:bottom w:w="85" w:type="dxa"/>
-              <w:left w:w="85" w:type="dxa"/>
               <w:right w:w="85" w:type="dxa"/>
             </w:tcMar>
           </w:tcPr>
@@ -3402,15 +3402,15 @@
             <w:tcW w:type="dxa" w:w="1421"/>
             <w:tcBorders>
               <w:top w:val="single" w:sz="4" w:color="D9D9D9"/>
+              <w:left w:val="single" w:sz="4" w:color="D9D9D9"/>
               <w:bottom w:val="single" w:sz="4" w:color="D9D9D9"/>
-              <w:left w:val="single" w:sz="4" w:color="D9D9D9"/>
               <w:right w:val="single" w:sz="4" w:color="D9D9D9"/>
             </w:tcBorders>
             <w:shd w:fill="F1F5F7"/>
             <w:tcMar>
               <w:top w:w="85" w:type="dxa"/>
+              <w:left w:w="85" w:type="dxa"/>
               <w:bottom w:w="85" w:type="dxa"/>
-              <w:left w:w="85" w:type="dxa"/>
               <w:right w:w="85" w:type="dxa"/>
             </w:tcMar>
           </w:tcPr>
@@ -3434,15 +3434,15 @@
             <w:tcW w:type="dxa" w:w="4467"/>
             <w:tcBorders>
               <w:top w:val="single" w:sz="4" w:color="D9D9D9"/>
+              <w:left w:val="single" w:sz="4" w:color="D9D9D9"/>
               <w:bottom w:val="single" w:sz="4" w:color="D9D9D9"/>
-              <w:left w:val="single" w:sz="4" w:color="D9D9D9"/>
               <w:right w:val="single" w:sz="4" w:color="D9D9D9"/>
             </w:tcBorders>
             <w:shd w:fill="FFFFFF"/>
             <w:tcMar>
               <w:top w:w="85" w:type="dxa"/>
+              <w:left w:w="85" w:type="dxa"/>
               <w:bottom w:w="85" w:type="dxa"/>
-              <w:left w:w="85" w:type="dxa"/>
               <w:right w:w="85" w:type="dxa"/>
             </w:tcMar>
           </w:tcPr>
@@ -3465,15 +3465,15 @@
             <w:tcW w:type="dxa" w:w="1421"/>
             <w:tcBorders>
               <w:top w:val="single" w:sz="4" w:color="D9D9D9"/>
+              <w:left w:val="single" w:sz="4" w:color="D9D9D9"/>
               <w:bottom w:val="single" w:sz="4" w:color="D9D9D9"/>
-              <w:left w:val="single" w:sz="4" w:color="D9D9D9"/>
               <w:right w:val="single" w:sz="4" w:color="D9D9D9"/>
             </w:tcBorders>
             <w:shd w:fill="FFFFFF"/>
             <w:tcMar>
               <w:top w:w="85" w:type="dxa"/>
+              <w:left w:w="85" w:type="dxa"/>
               <w:bottom w:w="85" w:type="dxa"/>
-              <w:left w:w="85" w:type="dxa"/>
               <w:right w:w="85" w:type="dxa"/>
             </w:tcMar>
           </w:tcPr>
@@ -3495,15 +3495,15 @@
             <w:tcW w:type="dxa" w:w="1421"/>
             <w:tcBorders>
               <w:top w:val="single" w:sz="4" w:color="D9D9D9"/>
+              <w:left w:val="single" w:sz="4" w:color="D9D9D9"/>
               <w:bottom w:val="single" w:sz="4" w:color="D9D9D9"/>
-              <w:left w:val="single" w:sz="4" w:color="D9D9D9"/>
               <w:right w:val="single" w:sz="4" w:color="D9D9D9"/>
             </w:tcBorders>
             <w:shd w:fill="FFFFFF"/>
             <w:tcMar>
               <w:top w:w="85" w:type="dxa"/>
+              <w:left w:w="85" w:type="dxa"/>
               <w:bottom w:w="85" w:type="dxa"/>
-              <w:left w:w="85" w:type="dxa"/>
               <w:right w:w="85" w:type="dxa"/>
             </w:tcMar>
           </w:tcPr>
@@ -3525,15 +3525,15 @@
             <w:tcW w:type="dxa" w:w="1421"/>
             <w:tcBorders>
               <w:top w:val="single" w:sz="4" w:color="D9D9D9"/>
+              <w:left w:val="single" w:sz="4" w:color="D9D9D9"/>
               <w:bottom w:val="single" w:sz="4" w:color="D9D9D9"/>
-              <w:left w:val="single" w:sz="4" w:color="D9D9D9"/>
               <w:right w:val="single" w:sz="4" w:color="D9D9D9"/>
             </w:tcBorders>
             <w:shd w:fill="FFFFFF"/>
             <w:tcMar>
               <w:top w:w="85" w:type="dxa"/>
+              <w:left w:w="85" w:type="dxa"/>
               <w:bottom w:w="85" w:type="dxa"/>
-              <w:left w:w="85" w:type="dxa"/>
               <w:right w:w="85" w:type="dxa"/>
             </w:tcMar>
           </w:tcPr>
@@ -3555,15 +3555,15 @@
             <w:tcW w:type="dxa" w:w="1421"/>
             <w:tcBorders>
               <w:top w:val="single" w:sz="4" w:color="D9D9D9"/>
+              <w:left w:val="single" w:sz="4" w:color="D9D9D9"/>
               <w:bottom w:val="single" w:sz="4" w:color="D9D9D9"/>
-              <w:left w:val="single" w:sz="4" w:color="D9D9D9"/>
               <w:right w:val="single" w:sz="4" w:color="D9D9D9"/>
             </w:tcBorders>
             <w:shd w:fill="FFFFFF"/>
             <w:tcMar>
               <w:top w:w="85" w:type="dxa"/>
+              <w:left w:w="85" w:type="dxa"/>
               <w:bottom w:w="85" w:type="dxa"/>
-              <w:left w:w="85" w:type="dxa"/>
               <w:right w:w="85" w:type="dxa"/>
             </w:tcMar>
           </w:tcPr>
@@ -3870,15 +3870,15 @@
             <w:tcW w:type="dxa" w:w="2741"/>
             <w:tcBorders>
               <w:top w:val="single" w:sz="4" w:color="D9D9D9"/>
+              <w:left w:val="single" w:sz="4" w:color="D9D9D9"/>
               <w:bottom w:val="single" w:sz="4" w:color="D9D9D9"/>
-              <w:left w:val="single" w:sz="4" w:color="D9D9D9"/>
               <w:right w:val="single" w:sz="4" w:color="D9D9D9"/>
             </w:tcBorders>
             <w:shd w:fill="142D40"/>
             <w:tcMar>
               <w:top w:w="85" w:type="dxa"/>
+              <w:left w:w="85" w:type="dxa"/>
               <w:bottom w:w="85" w:type="dxa"/>
-              <w:left w:w="85" w:type="dxa"/>
               <w:right w:w="85" w:type="dxa"/>
             </w:tcMar>
           </w:tcPr>
@@ -3901,15 +3901,15 @@
             <w:tcW w:type="dxa" w:w="7411"/>
             <w:tcBorders>
               <w:top w:val="single" w:sz="4" w:color="D9D9D9"/>
+              <w:left w:val="single" w:sz="4" w:color="D9D9D9"/>
               <w:bottom w:val="single" w:sz="4" w:color="D9D9D9"/>
-              <w:left w:val="single" w:sz="4" w:color="D9D9D9"/>
               <w:right w:val="single" w:sz="4" w:color="D9D9D9"/>
             </w:tcBorders>
             <w:shd w:fill="142D40"/>
             <w:tcMar>
               <w:top w:w="85" w:type="dxa"/>
+              <w:left w:w="85" w:type="dxa"/>
               <w:bottom w:w="85" w:type="dxa"/>
-              <w:left w:w="85" w:type="dxa"/>
               <w:right w:w="85" w:type="dxa"/>
             </w:tcMar>
           </w:tcPr>
@@ -3934,15 +3934,15 @@
             <w:tcW w:type="dxa" w:w="2741"/>
             <w:tcBorders>
               <w:top w:val="single" w:sz="4" w:color="D9D9D9"/>
+              <w:left w:val="single" w:sz="4" w:color="D9D9D9"/>
               <w:bottom w:val="single" w:sz="4" w:color="D9D9D9"/>
-              <w:left w:val="single" w:sz="4" w:color="D9D9D9"/>
               <w:right w:val="single" w:sz="4" w:color="D9D9D9"/>
             </w:tcBorders>
             <w:shd w:fill="FFFFFF"/>
             <w:tcMar>
               <w:top w:w="85" w:type="dxa"/>
+              <w:left w:w="85" w:type="dxa"/>
               <w:bottom w:w="85" w:type="dxa"/>
-              <w:left w:w="85" w:type="dxa"/>
               <w:right w:w="85" w:type="dxa"/>
             </w:tcMar>
           </w:tcPr>
@@ -3965,15 +3965,15 @@
             <w:tcW w:type="dxa" w:w="7411"/>
             <w:tcBorders>
               <w:top w:val="single" w:sz="4" w:color="D9D9D9"/>
+              <w:left w:val="single" w:sz="4" w:color="D9D9D9"/>
               <w:bottom w:val="single" w:sz="4" w:color="D9D9D9"/>
-              <w:left w:val="single" w:sz="4" w:color="D9D9D9"/>
               <w:right w:val="single" w:sz="4" w:color="D9D9D9"/>
             </w:tcBorders>
             <w:shd w:fill="FFFFFF"/>
             <w:tcMar>
               <w:top w:w="85" w:type="dxa"/>
+              <w:left w:w="85" w:type="dxa"/>
               <w:bottom w:w="85" w:type="dxa"/>
-              <w:left w:w="85" w:type="dxa"/>
               <w:right w:w="85" w:type="dxa"/>
             </w:tcMar>
           </w:tcPr>
@@ -3998,15 +3998,15 @@
             <w:tcW w:type="dxa" w:w="2741"/>
             <w:tcBorders>
               <w:top w:val="single" w:sz="4" w:color="D9D9D9"/>
+              <w:left w:val="single" w:sz="4" w:color="D9D9D9"/>
               <w:bottom w:val="single" w:sz="4" w:color="D9D9D9"/>
-              <w:left w:val="single" w:sz="4" w:color="D9D9D9"/>
               <w:right w:val="single" w:sz="4" w:color="D9D9D9"/>
             </w:tcBorders>
             <w:shd w:fill="F1F5F7"/>
             <w:tcMar>
               <w:top w:w="85" w:type="dxa"/>
+              <w:left w:w="85" w:type="dxa"/>
               <w:bottom w:w="85" w:type="dxa"/>
-              <w:left w:w="85" w:type="dxa"/>
               <w:right w:w="85" w:type="dxa"/>
             </w:tcMar>
           </w:tcPr>
@@ -4029,15 +4029,15 @@
             <w:tcW w:type="dxa" w:w="7411"/>
             <w:tcBorders>
               <w:top w:val="single" w:sz="4" w:color="D9D9D9"/>
+              <w:left w:val="single" w:sz="4" w:color="D9D9D9"/>
               <w:bottom w:val="single" w:sz="4" w:color="D9D9D9"/>
-              <w:left w:val="single" w:sz="4" w:color="D9D9D9"/>
               <w:right w:val="single" w:sz="4" w:color="D9D9D9"/>
             </w:tcBorders>
             <w:shd w:fill="F1F5F7"/>
             <w:tcMar>
               <w:top w:w="85" w:type="dxa"/>
+              <w:left w:w="85" w:type="dxa"/>
               <w:bottom w:w="85" w:type="dxa"/>
-              <w:left w:w="85" w:type="dxa"/>
               <w:right w:w="85" w:type="dxa"/>
             </w:tcMar>
           </w:tcPr>
@@ -4062,15 +4062,15 @@
             <w:tcW w:type="dxa" w:w="2741"/>
             <w:tcBorders>
               <w:top w:val="single" w:sz="4" w:color="D9D9D9"/>
+              <w:left w:val="single" w:sz="4" w:color="D9D9D9"/>
               <w:bottom w:val="single" w:sz="4" w:color="D9D9D9"/>
-              <w:left w:val="single" w:sz="4" w:color="D9D9D9"/>
               <w:right w:val="single" w:sz="4" w:color="D9D9D9"/>
             </w:tcBorders>
             <w:shd w:fill="FFFFFF"/>
             <w:tcMar>
               <w:top w:w="85" w:type="dxa"/>
+              <w:left w:w="85" w:type="dxa"/>
               <w:bottom w:w="85" w:type="dxa"/>
-              <w:left w:w="85" w:type="dxa"/>
               <w:right w:w="85" w:type="dxa"/>
             </w:tcMar>
           </w:tcPr>
@@ -4093,15 +4093,15 @@
             <w:tcW w:type="dxa" w:w="7411"/>
             <w:tcBorders>
               <w:top w:val="single" w:sz="4" w:color="D9D9D9"/>
+              <w:left w:val="single" w:sz="4" w:color="D9D9D9"/>
               <w:bottom w:val="single" w:sz="4" w:color="D9D9D9"/>
-              <w:left w:val="single" w:sz="4" w:color="D9D9D9"/>
               <w:right w:val="single" w:sz="4" w:color="D9D9D9"/>
             </w:tcBorders>
             <w:shd w:fill="FFFFFF"/>
             <w:tcMar>
               <w:top w:w="85" w:type="dxa"/>
+              <w:left w:w="85" w:type="dxa"/>
               <w:bottom w:w="85" w:type="dxa"/>
-              <w:left w:w="85" w:type="dxa"/>
               <w:right w:w="85" w:type="dxa"/>
             </w:tcMar>
           </w:tcPr>
@@ -4126,15 +4126,15 @@
             <w:tcW w:type="dxa" w:w="2741"/>
             <w:tcBorders>
               <w:top w:val="single" w:sz="4" w:color="D9D9D9"/>
+              <w:left w:val="single" w:sz="4" w:color="D9D9D9"/>
               <w:bottom w:val="single" w:sz="4" w:color="D9D9D9"/>
-              <w:left w:val="single" w:sz="4" w:color="D9D9D9"/>
               <w:right w:val="single" w:sz="4" w:color="D9D9D9"/>
             </w:tcBorders>
             <w:shd w:fill="F1F5F7"/>
             <w:tcMar>
               <w:top w:w="85" w:type="dxa"/>
+              <w:left w:w="85" w:type="dxa"/>
               <w:bottom w:w="85" w:type="dxa"/>
-              <w:left w:w="85" w:type="dxa"/>
               <w:right w:w="85" w:type="dxa"/>
             </w:tcMar>
           </w:tcPr>
@@ -4157,15 +4157,15 @@
             <w:tcW w:type="dxa" w:w="7411"/>
             <w:tcBorders>
               <w:top w:val="single" w:sz="4" w:color="D9D9D9"/>
+              <w:left w:val="single" w:sz="4" w:color="D9D9D9"/>
               <w:bottom w:val="single" w:sz="4" w:color="D9D9D9"/>
-              <w:left w:val="single" w:sz="4" w:color="D9D9D9"/>
               <w:right w:val="single" w:sz="4" w:color="D9D9D9"/>
             </w:tcBorders>
             <w:shd w:fill="F1F5F7"/>
             <w:tcMar>
               <w:top w:w="85" w:type="dxa"/>
+              <w:left w:w="85" w:type="dxa"/>
               <w:bottom w:w="85" w:type="dxa"/>
-              <w:left w:w="85" w:type="dxa"/>
               <w:right w:w="85" w:type="dxa"/>
             </w:tcMar>
           </w:tcPr>
@@ -4190,15 +4190,15 @@
             <w:tcW w:type="dxa" w:w="2741"/>
             <w:tcBorders>
               <w:top w:val="single" w:sz="4" w:color="D9D9D9"/>
+              <w:left w:val="single" w:sz="4" w:color="D9D9D9"/>
               <w:bottom w:val="single" w:sz="4" w:color="D9D9D9"/>
-              <w:left w:val="single" w:sz="4" w:color="D9D9D9"/>
               <w:right w:val="single" w:sz="4" w:color="D9D9D9"/>
             </w:tcBorders>
             <w:shd w:fill="FFFFFF"/>
             <w:tcMar>
               <w:top w:w="85" w:type="dxa"/>
+              <w:left w:w="85" w:type="dxa"/>
               <w:bottom w:w="85" w:type="dxa"/>
-              <w:left w:w="85" w:type="dxa"/>
               <w:right w:w="85" w:type="dxa"/>
             </w:tcMar>
           </w:tcPr>
@@ -4221,15 +4221,15 @@
             <w:tcW w:type="dxa" w:w="7411"/>
             <w:tcBorders>
               <w:top w:val="single" w:sz="4" w:color="D9D9D9"/>
+              <w:left w:val="single" w:sz="4" w:color="D9D9D9"/>
               <w:bottom w:val="single" w:sz="4" w:color="D9D9D9"/>
-              <w:left w:val="single" w:sz="4" w:color="D9D9D9"/>
               <w:right w:val="single" w:sz="4" w:color="D9D9D9"/>
             </w:tcBorders>
             <w:shd w:fill="FFFFFF"/>
             <w:tcMar>
               <w:top w:w="85" w:type="dxa"/>
+              <w:left w:w="85" w:type="dxa"/>
               <w:bottom w:w="85" w:type="dxa"/>
-              <w:left w:w="85" w:type="dxa"/>
               <w:right w:w="85" w:type="dxa"/>
             </w:tcMar>
           </w:tcPr>
